--- a/templates/docx/npd_certificate_lkn_template.docx
+++ b/templates/docx/npd_certificate_lkn_template.docx
@@ -1798,7 +1798,7 @@
                                   <w:w w:val="105"/>
                                   <w:sz w:val="13"/>
                                 </w:rPr>
-                                <w:t>64148231595612336249930080530882194349</w:t>
+                                <w:t>187919908000249499218334791526102343993</w:t>
                               </w:r>
                             </w:p>
                             <w:p>
@@ -1819,7 +1819,7 @@
                                   <w:w w:val="105"/>
                                   <w:sz w:val="13"/>
                                 </w:rPr>
-                                <w:t xml:space="preserve">Владелец: МИ ФНС России по </w:t>
+                                <w:t xml:space="preserve">Владелец: МЕЖРЕГИОНАЛЬНАЯ ИНСПЕКЦИЯ ФЕДЕРАЛЬНОЙ НАЛОГОВОЙ СЛУЖБЫ ПО ЦЕНТРАЛИЗОВАННОЙ ОБРАБОТКЕ ДАННЫХ </w:t>
                               </w:r>
                             </w:p>
                             <w:p>
@@ -1876,7 +1876,7 @@
                                   <w:w w:val="105"/>
                                   <w:sz w:val="13"/>
                                 </w:rPr>
-                                <w:t>12</w:t>
+                                <w:t>05</w:t>
                               </w:r>
                               <w:r>
                                 <w:rPr>
@@ -1894,7 +1894,7 @@
                                   <w:w w:val="105"/>
                                   <w:sz w:val="13"/>
                                 </w:rPr>
-                                <w:t>8</w:t>
+                                <w:t>3</w:t>
                               </w:r>
                               <w:r>
                                 <w:rPr>
@@ -1950,7 +1950,7 @@
                                   <w:w w:val="105"/>
                                   <w:sz w:val="13"/>
                                 </w:rPr>
-                                <w:t>12</w:t>
+                                <w:t>29</w:t>
                               </w:r>
                               <w:r>
                                 <w:rPr>
@@ -1968,7 +1968,7 @@
                                   <w:w w:val="105"/>
                                   <w:sz w:val="13"/>
                                 </w:rPr>
-                                <w:t>1</w:t>
+                                <w:t>0</w:t>
                               </w:r>
                               <w:r>
                                 <w:rPr>
@@ -1977,7 +1977,7 @@
                                   <w:w w:val="105"/>
                                   <w:sz w:val="13"/>
                                 </w:rPr>
-                                <w:t>1.202</w:t>
+                                <w:t>5.202</w:t>
                               </w:r>
                               <w:r>
                                 <w:rPr>
@@ -2156,7 +2156,7 @@
                             <w:w w:val="105"/>
                             <w:sz w:val="13"/>
                           </w:rPr>
-                          <w:t>64148231595612336249930080530882194349</w:t>
+                          <w:t>187919908000249499218334791526102343993</w:t>
                         </w:r>
                       </w:p>
                       <w:p>
@@ -2177,7 +2177,7 @@
                             <w:w w:val="105"/>
                             <w:sz w:val="13"/>
                           </w:rPr>
-                          <w:t xml:space="preserve">Владелец: МИ ФНС России по </w:t>
+                          <w:t xml:space="preserve">Владелец: МЕЖРЕГИОНАЛЬНАЯ ИНСПЕКЦИЯ ФЕДЕРАЛЬНОЙ НАЛОГОВОЙ СЛУЖБЫ ПО ЦЕНТРАЛИЗОВАННОЙ ОБРАБОТКЕ ДАННЫХ </w:t>
                         </w:r>
                       </w:p>
                       <w:p>
@@ -2234,7 +2234,7 @@
                             <w:w w:val="105"/>
                             <w:sz w:val="13"/>
                           </w:rPr>
-                          <w:t>12</w:t>
+                          <w:t>05</w:t>
                         </w:r>
                         <w:r>
                           <w:rPr>
@@ -2252,7 +2252,7 @@
                             <w:w w:val="105"/>
                             <w:sz w:val="13"/>
                           </w:rPr>
-                          <w:t>8</w:t>
+                          <w:t>3</w:t>
                         </w:r>
                         <w:r>
                           <w:rPr>
@@ -2308,7 +2308,7 @@
                             <w:w w:val="105"/>
                             <w:sz w:val="13"/>
                           </w:rPr>
-                          <w:t>12</w:t>
+                          <w:t>29</w:t>
                         </w:r>
                         <w:r>
                           <w:rPr>
@@ -2326,7 +2326,7 @@
                             <w:w w:val="105"/>
                             <w:sz w:val="13"/>
                           </w:rPr>
-                          <w:t>1</w:t>
+                          <w:t>0</w:t>
                         </w:r>
                         <w:r>
                           <w:rPr>
@@ -2335,7 +2335,7 @@
                             <w:w w:val="105"/>
                             <w:sz w:val="13"/>
                           </w:rPr>
-                          <w:t>1.202</w:t>
+                          <w:t>5.202</w:t>
                         </w:r>
                         <w:r>
                           <w:rPr>

--- a/templates/docx/npd_certificate_lkn_template.docx
+++ b/templates/docx/npd_certificate_lkn_template.docx
@@ -1,6 +1,6 @@
 
 <file path=word/document.xml><?xml version="1.0" encoding="utf-8"?>
-<w:document xmlns:wpc="http://schemas.microsoft.com/office/word/2010/wordprocessingCanvas" xmlns:cx="http://schemas.microsoft.com/office/drawing/2014/chartex" xmlns:cx1="http://schemas.microsoft.com/office/drawing/2015/9/8/chartex" xmlns:cx2="http://schemas.microsoft.com/office/drawing/2015/10/21/chartex" xmlns:cx3="http://schemas.microsoft.com/office/drawing/2016/5/9/chartex" xmlns:cx4="http://schemas.microsoft.com/office/drawing/2016/5/10/chartex" xmlns:cx5="http://schemas.microsoft.com/office/drawing/2016/5/11/chartex" xmlns:cx6="http://schemas.microsoft.com/office/drawing/2016/5/12/chartex" xmlns:cx7="http://schemas.microsoft.com/office/drawing/2016/5/13/chartex" xmlns:cx8="http://schemas.microsoft.com/office/drawing/2016/5/14/chartex" xmlns:mc="http://schemas.openxmlformats.org/markup-compatibility/2006" xmlns:aink="http://schemas.microsoft.com/office/drawing/2016/ink" xmlns:am3d="http://schemas.microsoft.com/office/drawing/2017/model3d" xmlns:o="urn:schemas-microsoft-com:office:office" xmlns:oel="http://schemas.microsoft.com/office/2019/extlst" xmlns:r="http://schemas.openxmlformats.org/officeDocument/2006/relationships" xmlns:m="http://schemas.openxmlformats.org/officeDocument/2006/math" xmlns:v="urn:schemas-microsoft-com:vml" xmlns:wp14="http://schemas.microsoft.com/office/word/2010/wordprocessingDrawing" xmlns:wp="http://schemas.openxmlformats.org/drawingml/2006/wordprocessingDrawing" xmlns:w10="urn:schemas-microsoft-com:office:word" xmlns:w="http://schemas.openxmlformats.org/wordprocessingml/2006/main" xmlns:w14="http://schemas.microsoft.com/office/word/2010/wordml" xmlns:w15="http://schemas.microsoft.com/office/word/2012/wordml" xmlns:w16cex="http://schemas.microsoft.com/office/word/2018/wordml/cex" xmlns:w16cid="http://schemas.microsoft.com/office/word/2016/wordml/cid" xmlns:w16="http://schemas.microsoft.com/office/word/2018/wordml" xmlns:w16du="http://schemas.microsoft.com/office/word/2023/wordml/word16du" xmlns:w16sdtdh="http://schemas.microsoft.com/office/word/2020/wordml/sdtdatahash" xmlns:w16sdtfl="http://schemas.microsoft.com/office/word/2024/wordml/sdtformatlock" xmlns:w16se="http://schemas.microsoft.com/office/word/2015/wordml/symex" xmlns:wpg="http://schemas.microsoft.com/office/word/2010/wordprocessingGroup" xmlns:wpi="http://schemas.microsoft.com/office/word/2010/wordprocessingInk" xmlns:wne="http://schemas.microsoft.com/office/word/2006/wordml" xmlns:wps="http://schemas.microsoft.com/office/word/2010/wordprocessingShape" mc:Ignorable="w14 w15 w16se w16cid w16 w16cex w16sdtdh w16sdtfl w16du wp14">
+<w:document xmlns:wpc="http://schemas.microsoft.com/office/word/2010/wordprocessingCanvas" xmlns:cx="http://schemas.microsoft.com/office/drawing/2014/chartex" xmlns:cx1="http://schemas.microsoft.com/office/drawing/2015/9/8/chartex" xmlns:cx2="http://schemas.microsoft.com/office/drawing/2015/10/21/chartex" xmlns:cx3="http://schemas.microsoft.com/office/drawing/2016/5/9/chartex" xmlns:cx4="http://schemas.microsoft.com/office/drawing/2016/5/10/chartex" xmlns:cx5="http://schemas.microsoft.com/office/drawing/2016/5/11/chartex" xmlns:cx6="http://schemas.microsoft.com/office/drawing/2016/5/12/chartex" xmlns:cx7="http://schemas.microsoft.com/office/drawing/2016/5/13/chartex" xmlns:cx8="http://schemas.microsoft.com/office/drawing/2016/5/14/chartex" xmlns:mc="http://schemas.openxmlformats.org/markup-compatibility/2006" xmlns:aink="http://schemas.microsoft.com/office/drawing/2016/ink" xmlns:am3d="http://schemas.microsoft.com/office/drawing/2017/model3d" xmlns:o="urn:schemas-microsoft-com:office:office" xmlns:r="http://schemas.openxmlformats.org/officeDocument/2006/relationships" xmlns:m="http://schemas.openxmlformats.org/officeDocument/2006/math" xmlns:v="urn:schemas-microsoft-com:vml" xmlns:wp14="http://schemas.microsoft.com/office/word/2010/wordprocessingDrawing" xmlns:wp="http://schemas.openxmlformats.org/drawingml/2006/wordprocessingDrawing" xmlns:w10="urn:schemas-microsoft-com:office:word" xmlns:w="http://schemas.openxmlformats.org/wordprocessingml/2006/main" xmlns:w14="http://schemas.microsoft.com/office/word/2010/wordml" xmlns:w15="http://schemas.microsoft.com/office/word/2012/wordml" xmlns:w16cid="http://schemas.microsoft.com/office/word/2016/wordml/cid" xmlns:w16se="http://schemas.microsoft.com/office/word/2015/wordml/symex" xmlns:wpg="http://schemas.microsoft.com/office/word/2010/wordprocessingGroup" xmlns:wpi="http://schemas.microsoft.com/office/word/2010/wordprocessingInk" xmlns:wne="http://schemas.microsoft.com/office/word/2006/wordml" xmlns:wps="http://schemas.microsoft.com/office/word/2010/wordprocessingShape" mc:Ignorable="w14 w15 w16se w16cid wp14">
   <w:body>
     <w:p>
       <w:pPr>
@@ -149,21 +149,59 @@
         <w:pStyle w:val="a3"/>
         <w:spacing w:line="318" w:lineRule="exact"/>
         <w:jc w:val="center"/>
-      </w:pPr>
-      <w:r>
-        <w:t>за {{ certificate.year }}</w:t>
-      </w:r>
-      <w:r>
-        <w:t/>
-      </w:r>
-      <w:r>
+        <w:rPr>
+          <w:lang w:val="en-US"/>
+        </w:rPr>
+      </w:pPr>
+      <w:r>
+        <w:t>за</w:t>
+      </w:r>
+      <w:r>
+        <w:rPr>
+          <w:lang w:val="en-US"/>
+        </w:rPr>
         <w:t xml:space="preserve"> </w:t>
       </w:r>
+      <w:proofErr w:type="gramStart"/>
+      <w:r>
+        <w:rPr>
+          <w:lang w:val="en-US"/>
+        </w:rPr>
+        <w:t xml:space="preserve">{{ </w:t>
+      </w:r>
+      <w:proofErr w:type="spellStart"/>
+      <w:r>
+        <w:rPr>
+          <w:lang w:val="en-US"/>
+        </w:rPr>
+        <w:t>certificate</w:t>
+      </w:r>
+      <w:proofErr w:type="gramEnd"/>
+      <w:r>
+        <w:rPr>
+          <w:lang w:val="en-US"/>
+        </w:rPr>
+        <w:t>.year</w:t>
+      </w:r>
+      <w:proofErr w:type="spellEnd"/>
+      <w:r>
+        <w:rPr>
+          <w:lang w:val="en-US"/>
+        </w:rPr>
+        <w:t xml:space="preserve"> }} </w:t>
+      </w:r>
       <w:r>
         <w:rPr>
           <w:spacing w:val="-5"/>
         </w:rPr>
-        <w:t>г.</w:t>
+        <w:t>г</w:t>
+      </w:r>
+      <w:r>
+        <w:rPr>
+          <w:spacing w:val="-5"/>
+          <w:lang w:val="en-US"/>
+        </w:rPr>
+        <w:t>.</w:t>
       </w:r>
     </w:p>
     <w:p>
@@ -175,18 +213,22 @@
         <w:jc w:val="center"/>
         <w:rPr>
           <w:sz w:val="24"/>
-        </w:rPr>
-      </w:pPr>
-      <w:r>
-        <w:rPr>
-          <w:sz w:val="24"/>
+          <w:lang w:val="en-US"/>
+        </w:rPr>
+      </w:pPr>
+      <w:r>
+        <w:rPr>
+          <w:sz w:val="24"/>
+          <w:lang w:val="en-US"/>
         </w:rPr>
         <w:t>№</w:t>
       </w:r>
+      <w:proofErr w:type="gramStart"/>
       <w:r>
         <w:rPr>
           <w:spacing w:val="-1"/>
           <w:sz w:val="24"/>
+          <w:lang w:val="en-US"/>
         </w:rPr>
         <w:t xml:space="preserve"> </w:t>
       </w:r>
@@ -194,6 +236,7 @@
         <w:rPr>
           <w:spacing w:val="-1"/>
           <w:sz w:val="24"/>
+          <w:lang w:val="en-US"/>
         </w:rPr>
         <w:t xml:space="preserve"> </w:t>
       </w:r>
@@ -201,6 +244,7 @@
         <w:rPr>
           <w:spacing w:val="-1"/>
           <w:sz w:val="24"/>
+          <w:lang w:val="en-US"/>
         </w:rPr>
         <w:t xml:space="preserve"> </w:t>
       </w:r>
@@ -208,74 +252,71 @@
         <w:rPr>
           <w:spacing w:val="-2"/>
           <w:sz w:val="24"/>
-        </w:rPr>
-        <w:t>{{ certificate.number }}</w:t>
-      </w:r>
+          <w:lang w:val="en-US"/>
+        </w:rPr>
+        <w:t>{</w:t>
+      </w:r>
+      <w:proofErr w:type="gramEnd"/>
       <w:r>
         <w:rPr>
           <w:spacing w:val="-2"/>
           <w:sz w:val="24"/>
-        </w:rPr>
-        <w:t/>
-      </w:r>
+          <w:lang w:val="en-US"/>
+        </w:rPr>
+        <w:t xml:space="preserve">{ </w:t>
+      </w:r>
+      <w:proofErr w:type="spellStart"/>
       <w:r>
         <w:rPr>
           <w:spacing w:val="-2"/>
           <w:sz w:val="24"/>
-        </w:rPr>
-        <w:t/>
-      </w:r>
-      <w:r>
-        <w:rPr>
-          <w:sz w:val="24"/>
+          <w:lang w:val="en-US"/>
+        </w:rPr>
+        <w:t>certificate.number</w:t>
+      </w:r>
+      <w:proofErr w:type="spellEnd"/>
+      <w:r>
+        <w:rPr>
+          <w:spacing w:val="-2"/>
+          <w:sz w:val="24"/>
+          <w:lang w:val="en-US"/>
+        </w:rPr>
+        <w:t xml:space="preserve"> }}</w:t>
+      </w:r>
+      <w:r>
+        <w:rPr>
+          <w:sz w:val="24"/>
+          <w:lang w:val="en-US"/>
         </w:rPr>
         <w:tab/>
       </w:r>
       <w:r>
         <w:rPr>
           <w:sz w:val="24"/>
-        </w:rPr>
-        <w:t>{{ certificate.issued_date_short }}</w:t>
-      </w:r>
-      <w:r>
-        <w:rPr>
-          <w:sz w:val="24"/>
-        </w:rPr>
-        <w:t/>
-      </w:r>
-      <w:r>
-        <w:rPr>
-          <w:sz w:val="24"/>
-        </w:rPr>
-        <w:t/>
-      </w:r>
-      <w:r>
-        <w:rPr>
-          <w:sz w:val="24"/>
-        </w:rPr>
-        <w:t/>
-      </w:r>
-      <w:r>
-        <w:rPr>
-          <w:sz w:val="24"/>
-        </w:rPr>
-        <w:t/>
-      </w:r>
-      <w:r>
-        <w:rPr>
-          <w:sz w:val="24"/>
-        </w:rPr>
-        <w:t/>
-      </w:r>
-      <w:r>
-        <w:rPr>
-          <w:sz w:val="24"/>
-        </w:rPr>
-        <w:t/>
-      </w:r>
-      <w:r>
-        <w:rPr>
-          <w:sz w:val="24"/>
+          <w:lang w:val="en-US"/>
+        </w:rPr>
+        <w:t xml:space="preserve">{{ </w:t>
+      </w:r>
+      <w:proofErr w:type="spellStart"/>
+      <w:r>
+        <w:rPr>
+          <w:sz w:val="24"/>
+          <w:lang w:val="en-US"/>
+        </w:rPr>
+        <w:t>certificate.issued_date_short</w:t>
+      </w:r>
+      <w:proofErr w:type="spellEnd"/>
+      <w:r>
+        <w:rPr>
+          <w:sz w:val="24"/>
+          <w:lang w:val="en-US"/>
+        </w:rPr>
+        <w:t xml:space="preserve"> }}</w:t>
+      </w:r>
+      <w:r>
+        <w:rPr>
+          <w:sz w:val="24"/>
+          <w:lang w:val="en-US"/>
         </w:rPr>
         <w:t xml:space="preserve"> </w:t>
       </w:r>
@@ -284,7 +325,15 @@
           <w:spacing w:val="-5"/>
           <w:sz w:val="24"/>
         </w:rPr>
-        <w:t>г.</w:t>
+        <w:t>г</w:t>
+      </w:r>
+      <w:r>
+        <w:rPr>
+          <w:spacing w:val="-5"/>
+          <w:sz w:val="24"/>
+          <w:lang w:val="en-US"/>
+        </w:rPr>
+        <w:t>.</w:t>
       </w:r>
     </w:p>
     <w:p>
@@ -292,6 +341,7 @@
         <w:spacing w:before="180"/>
         <w:rPr>
           <w:sz w:val="20"/>
+          <w:lang w:val="en-US"/>
         </w:rPr>
       </w:pPr>
       <w:r>
@@ -371,7 +421,7 @@
               </wp:anchor>
             </w:drawing>
           </mc:Choice>
-          <mc:Fallback>
+          <mc:Fallback xmlns:w16sdtfl="http://schemas.microsoft.com/office/word/2024/wordml/sdtformatlock" xmlns:w16sdtdh="http://schemas.microsoft.com/office/word/2020/wordml/sdtdatahash" xmlns:w16du="http://schemas.microsoft.com/office/word/2023/wordml/word16du" xmlns:w16="http://schemas.microsoft.com/office/word/2018/wordml" xmlns:w16cex="http://schemas.microsoft.com/office/word/2018/wordml/cex" xmlns:oel="http://schemas.microsoft.com/office/2019/extlst">
             <w:pict>
               <v:shape w14:anchorId="57240F72" id="Graphic 4" o:spid="_x0000_s1026" style="position:absolute;margin-left:26.6pt;margin-top:2.9pt;width:64.8pt;height:3.6pt;z-index:487592448;visibility:visible;mso-wrap-style:square;mso-width-percent:0;mso-height-percent:0;mso-wrap-distance-left:0;mso-wrap-distance-top:0;mso-wrap-distance-right:0;mso-wrap-distance-bottom:0;mso-position-horizontal:absolute;mso-position-horizontal-relative:margin;mso-position-vertical:absolute;mso-position-vertical-relative:text;mso-width-percent:0;mso-height-percent:0;mso-width-relative:margin;mso-height-relative:margin;v-text-anchor:top" coordsize="1399540,45719" o:gfxdata="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" path="m,l1399158,e" filled="f" strokeweight=".5pt">
                 <v:path arrowok="t"/>
@@ -386,6 +436,7 @@
       <w:pPr>
         <w:rPr>
           <w:sz w:val="20"/>
+          <w:lang w:val="en-US"/>
         </w:rPr>
         <w:sectPr>
           <w:type w:val="continuous"/>
@@ -401,6 +452,7 @@
         <w:ind w:left="142"/>
         <w:rPr>
           <w:sz w:val="24"/>
+          <w:lang w:val="en-US"/>
         </w:rPr>
       </w:pPr>
       <w:r>
@@ -415,6 +467,7 @@
       <w:pPr>
         <w:rPr>
           <w:sz w:val="24"/>
+          <w:lang w:val="en-US"/>
         </w:rPr>
       </w:pPr>
       <w:r>
@@ -490,7 +543,7 @@
               </wp:anchor>
             </w:drawing>
           </mc:Choice>
-          <mc:Fallback>
+          <mc:Fallback xmlns:w16sdtfl="http://schemas.microsoft.com/office/word/2024/wordml/sdtformatlock" xmlns:w16sdtdh="http://schemas.microsoft.com/office/word/2020/wordml/sdtdatahash" xmlns:w16du="http://schemas.microsoft.com/office/word/2023/wordml/word16du" xmlns:w16="http://schemas.microsoft.com/office/word/2018/wordml" xmlns:w16cex="http://schemas.microsoft.com/office/word/2018/wordml/cex" xmlns:oel="http://schemas.microsoft.com/office/2019/extlst">
             <w:pict>
               <v:shape w14:anchorId="009E4397" id="Graphic 1" o:spid="_x0000_s1026" style="position:absolute;margin-left:54.6pt;margin-top:7.9pt;width:495.8pt;height:3.6pt;flip:y;z-index:15731200;visibility:visible;mso-wrap-style:square;mso-height-percent:0;mso-wrap-distance-left:0;mso-wrap-distance-top:0;mso-wrap-distance-right:0;mso-wrap-distance-bottom:0;mso-position-horizontal:absolute;mso-position-horizontal-relative:page;mso-position-vertical:absolute;mso-position-vertical-relative:text;mso-height-percent:0;mso-height-relative:margin;v-text-anchor:top" coordsize="6296660,45720" o:gfxdata="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" path="m,l6296660,e" filled="f" strokeweight=".5pt">
                 <v:path arrowok="t"/>
@@ -505,6 +558,7 @@
       <w:pPr>
         <w:rPr>
           <w:sz w:val="24"/>
+          <w:lang w:val="en-US"/>
         </w:rPr>
       </w:pPr>
     </w:p>
@@ -513,6 +567,7 @@
         <w:ind w:left="142" w:right="-125"/>
         <w:rPr>
           <w:sz w:val="20"/>
+          <w:lang w:val="en-US"/>
         </w:rPr>
       </w:pPr>
       <w:r>
@@ -526,13 +581,16 @@
           <w:spacing w:val="67"/>
           <w:w w:val="150"/>
           <w:sz w:val="24"/>
+          <w:lang w:val="en-US"/>
         </w:rPr>
         <w:t xml:space="preserve"> </w:t>
       </w:r>
+      <w:proofErr w:type="gramStart"/>
       <w:r>
         <w:rPr>
           <w:spacing w:val="-2"/>
           <w:sz w:val="20"/>
+          <w:lang w:val="en-US"/>
         </w:rPr>
         <w:t xml:space="preserve"> </w:t>
       </w:r>
@@ -540,6 +598,7 @@
         <w:rPr>
           <w:spacing w:val="-2"/>
           <w:sz w:val="20"/>
+          <w:lang w:val="en-US"/>
         </w:rPr>
         <w:t xml:space="preserve"> </w:t>
       </w:r>
@@ -547,6 +606,7 @@
         <w:rPr>
           <w:spacing w:val="-2"/>
           <w:sz w:val="20"/>
+          <w:lang w:val="en-US"/>
         </w:rPr>
         <w:t xml:space="preserve"> </w:t>
       </w:r>
@@ -554,8 +614,36 @@
         <w:rPr>
           <w:spacing w:val="-2"/>
           <w:sz w:val="20"/>
-        </w:rPr>
-        <w:t>{{ applicant.inn }}</w:t>
+          <w:lang w:val="en-US"/>
+        </w:rPr>
+        <w:t>{</w:t>
+      </w:r>
+      <w:proofErr w:type="gramEnd"/>
+      <w:r>
+        <w:rPr>
+          <w:spacing w:val="-2"/>
+          <w:sz w:val="20"/>
+          <w:lang w:val="en-US"/>
+        </w:rPr>
+        <w:t xml:space="preserve">{ </w:t>
+      </w:r>
+      <w:proofErr w:type="spellStart"/>
+      <w:r>
+        <w:rPr>
+          <w:spacing w:val="-2"/>
+          <w:sz w:val="20"/>
+          <w:lang w:val="en-US"/>
+        </w:rPr>
+        <w:t>applicant.inn</w:t>
+      </w:r>
+      <w:proofErr w:type="spellEnd"/>
+      <w:r>
+        <w:rPr>
+          <w:spacing w:val="-2"/>
+          <w:sz w:val="20"/>
+          <w:lang w:val="en-US"/>
+        </w:rPr>
+        <w:t xml:space="preserve"> }}</w:t>
       </w:r>
     </w:p>
     <w:p>
@@ -563,12 +651,14 @@
         <w:spacing w:before="218"/>
         <w:rPr>
           <w:sz w:val="20"/>
+          <w:lang w:val="en-US"/>
         </w:rPr>
       </w:pPr>
       <w:r>
         <w:rPr>
           <w:noProof/>
           <w:sz w:val="20"/>
+          <w:lang w:val="en-US"/>
         </w:rPr>
         <w:t>{{ applicant.full_name_caps }}</w:t>
       </w:r>
@@ -578,6 +668,7 @@
         <w:ind w:left="-1191" w:right="2327"/>
         <w:rPr>
           <w:sz w:val="20"/>
+          <w:lang w:val="en-US"/>
         </w:rPr>
       </w:pPr>
     </w:p>
@@ -722,7 +813,7 @@
               </wp:anchor>
             </w:drawing>
           </mc:Choice>
-          <mc:Fallback>
+          <mc:Fallback xmlns:w16sdtfl="http://schemas.microsoft.com/office/word/2024/wordml/sdtformatlock" xmlns:w16sdtdh="http://schemas.microsoft.com/office/word/2020/wordml/sdtdatahash" xmlns:w16du="http://schemas.microsoft.com/office/word/2023/wordml/word16du" xmlns:w16="http://schemas.microsoft.com/office/word/2018/wordml" xmlns:w16cex="http://schemas.microsoft.com/office/word/2018/wordml/cex" xmlns:oel="http://schemas.microsoft.com/office/2019/extlst">
             <w:pict>
               <v:shape w14:anchorId="0133628D" id="Graphic 4" o:spid="_x0000_s1026" style="position:absolute;margin-left:43.4pt;margin-top:.1pt;width:81pt;height:4.8pt;z-index:487594496;visibility:visible;mso-wrap-style:square;mso-width-percent:0;mso-height-percent:0;mso-wrap-distance-left:0;mso-wrap-distance-top:0;mso-wrap-distance-right:0;mso-wrap-distance-bottom:0;mso-position-horizontal:absolute;mso-position-horizontal-relative:margin;mso-position-vertical:absolute;mso-position-vertical-relative:text;mso-width-percent:0;mso-height-percent:0;mso-width-relative:margin;mso-height-relative:margin;v-text-anchor:top" coordsize="1399540,60960" o:gfxdata="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" path="m,l1399158,e" filled="f" strokeweight=".5pt">
                 <v:path arrowok="t"/>
@@ -837,7 +928,7 @@
               </wp:anchor>
             </w:drawing>
           </mc:Choice>
-          <mc:Fallback>
+          <mc:Fallback xmlns:w16sdtfl="http://schemas.microsoft.com/office/word/2024/wordml/sdtformatlock" xmlns:w16sdtdh="http://schemas.microsoft.com/office/word/2020/wordml/sdtdatahash" xmlns:w16du="http://schemas.microsoft.com/office/word/2023/wordml/word16du" xmlns:w16="http://schemas.microsoft.com/office/word/2018/wordml" xmlns:w16cex="http://schemas.microsoft.com/office/word/2018/wordml/cex" xmlns:oel="http://schemas.microsoft.com/office/2019/extlst">
             <w:pict>
               <v:shape w14:anchorId="69E842DA" id="Graphic 4" o:spid="_x0000_s1026" style="position:absolute;margin-left:221.95pt;margin-top:34.55pt;width:110.2pt;height:.1pt;z-index:15731712;visibility:visible;mso-wrap-style:square;mso-wrap-distance-left:0;mso-wrap-distance-top:0;mso-wrap-distance-right:0;mso-wrap-distance-bottom:0;mso-position-horizontal:absolute;mso-position-horizontal-relative:page;mso-position-vertical:absolute;mso-position-vertical-relative:text;v-text-anchor:top" coordsize="1399540,1270" o:gfxdata="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" path="m,l1399158,e" filled="f" strokeweight=".5pt">
                 <v:path arrowok="t"/>
@@ -866,13 +957,41 @@
         </w:rPr>
         <w:tab/>
       </w:r>
+      <w:proofErr w:type="gramStart"/>
       <w:r>
         <w:rPr>
           <w:spacing w:val="-6"/>
           <w:position w:val="2"/>
           <w:sz w:val="20"/>
         </w:rPr>
-        <w:t>{{ certificate.passport_code }}</w:t>
+        <w:t xml:space="preserve">{{ </w:t>
+      </w:r>
+      <w:proofErr w:type="spellStart"/>
+      <w:r>
+        <w:rPr>
+          <w:spacing w:val="-6"/>
+          <w:position w:val="2"/>
+          <w:sz w:val="20"/>
+        </w:rPr>
+        <w:t>certificate</w:t>
+      </w:r>
+      <w:proofErr w:type="gramEnd"/>
+      <w:r>
+        <w:rPr>
+          <w:spacing w:val="-6"/>
+          <w:position w:val="2"/>
+          <w:sz w:val="20"/>
+        </w:rPr>
+        <w:t>.passport_code</w:t>
+      </w:r>
+      <w:proofErr w:type="spellEnd"/>
+      <w:r>
+        <w:rPr>
+          <w:spacing w:val="-6"/>
+          <w:position w:val="2"/>
+          <w:sz w:val="20"/>
+        </w:rPr>
+        <w:t xml:space="preserve"> }}</w:t>
       </w:r>
     </w:p>
     <w:p>
@@ -1008,7 +1127,7 @@
               </wp:anchor>
             </w:drawing>
           </mc:Choice>
-          <mc:Fallback>
+          <mc:Fallback xmlns:w16sdtfl="http://schemas.microsoft.com/office/word/2024/wordml/sdtformatlock" xmlns:w16sdtdh="http://schemas.microsoft.com/office/word/2020/wordml/sdtdatahash" xmlns:w16du="http://schemas.microsoft.com/office/word/2023/wordml/word16du" xmlns:w16="http://schemas.microsoft.com/office/word/2018/wordml" xmlns:w16cex="http://schemas.microsoft.com/office/word/2018/wordml/cex" xmlns:oel="http://schemas.microsoft.com/office/2019/extlst">
             <w:pict>
               <v:shape w14:anchorId="6AF59207" id="Graphic 5" o:spid="_x0000_s1026" style="position:absolute;margin-left:442.3pt;margin-top:16.25pt;width:110.2pt;height:.1pt;z-index:15732224;visibility:visible;mso-wrap-style:square;mso-wrap-distance-left:0;mso-wrap-distance-top:0;mso-wrap-distance-right:0;mso-wrap-distance-bottom:0;mso-position-horizontal:absolute;mso-position-horizontal-relative:page;mso-position-vertical:absolute;mso-position-vertical-relative:text;v-text-anchor:top" coordsize="1399540,1270" o:gfxdata="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" path="m,l1399286,e" filled="f" strokeweight=".5pt">
                 <v:path arrowok="t"/>
@@ -1040,13 +1159,41 @@
         </w:rPr>
         <w:t xml:space="preserve"> </w:t>
       </w:r>
+      <w:proofErr w:type="gramStart"/>
       <w:r>
         <w:rPr>
           <w:position w:val="-1"/>
           <w:sz w:val="20"/>
           <w:szCs w:val="20"/>
         </w:rPr>
-        <w:t>{{ applicant.passport_number }}</w:t>
+        <w:t xml:space="preserve">{{ </w:t>
+      </w:r>
+      <w:proofErr w:type="spellStart"/>
+      <w:r>
+        <w:rPr>
+          <w:position w:val="-1"/>
+          <w:sz w:val="20"/>
+          <w:szCs w:val="20"/>
+        </w:rPr>
+        <w:t>applicant</w:t>
+      </w:r>
+      <w:proofErr w:type="gramEnd"/>
+      <w:r>
+        <w:rPr>
+          <w:position w:val="-1"/>
+          <w:sz w:val="20"/>
+          <w:szCs w:val="20"/>
+        </w:rPr>
+        <w:t>.passport_number</w:t>
+      </w:r>
+      <w:proofErr w:type="spellEnd"/>
+      <w:r>
+        <w:rPr>
+          <w:position w:val="-1"/>
+          <w:sz w:val="20"/>
+          <w:szCs w:val="20"/>
+        </w:rPr>
+        <w:t xml:space="preserve"> }}</w:t>
       </w:r>
     </w:p>
     <w:p>
@@ -1455,49 +1602,44 @@
               <w:ind w:left="45"/>
               <w:rPr>
                 <w:sz w:val="20"/>
+                <w:lang w:val="en-US"/>
               </w:rPr>
             </w:pPr>
+            <w:proofErr w:type="gramStart"/>
             <w:r>
               <w:rPr>
                 <w:spacing w:val="-2"/>
                 <w:sz w:val="20"/>
-              </w:rPr>
-              <w:t>{{ certificate.npd_start_date_short }}</w:t>
+                <w:lang w:val="en-US"/>
+              </w:rPr>
+              <w:t xml:space="preserve">{{ </w:t>
             </w:r>
+            <w:proofErr w:type="spellStart"/>
             <w:r>
               <w:rPr>
                 <w:spacing w:val="-2"/>
                 <w:sz w:val="20"/>
-              </w:rPr>
-              <w:t/>
+                <w:lang w:val="en-US"/>
+              </w:rPr>
+              <w:t>certificate.npd</w:t>
             </w:r>
+            <w:proofErr w:type="gramEnd"/>
             <w:r>
               <w:rPr>
                 <w:spacing w:val="-2"/>
                 <w:sz w:val="20"/>
-              </w:rPr>
-              <w:t/>
+                <w:lang w:val="en-US"/>
+              </w:rPr>
+              <w:t>_start_date_short</w:t>
             </w:r>
+            <w:proofErr w:type="spellEnd"/>
             <w:r>
               <w:rPr>
                 <w:spacing w:val="-2"/>
                 <w:sz w:val="20"/>
-              </w:rPr>
-              <w:t/>
-            </w:r>
-            <w:r>
-              <w:rPr>
-                <w:spacing w:val="-2"/>
-                <w:sz w:val="20"/>
-              </w:rPr>
-              <w:t/>
-            </w:r>
-            <w:r>
-              <w:rPr>
-                <w:spacing w:val="-2"/>
-                <w:sz w:val="20"/>
-              </w:rPr>
-              <w:t/>
+                <w:lang w:val="en-US"/>
+              </w:rPr>
+              <w:t xml:space="preserve"> }}</w:t>
             </w:r>
           </w:p>
         </w:tc>
@@ -1534,23 +1676,33 @@
                 <w:sz w:val="20"/>
               </w:rPr>
             </w:pPr>
+            <w:proofErr w:type="gramStart"/>
             <w:r>
               <w:rPr>
                 <w:sz w:val="20"/>
               </w:rPr>
-              <w:t xml:space="preserve">{{ ifns.full_name }}</w:t>
+              <w:t xml:space="preserve">{{ </w:t>
             </w:r>
+            <w:proofErr w:type="spellStart"/>
             <w:r>
               <w:rPr>
                 <w:sz w:val="20"/>
               </w:rPr>
-              <w:t xml:space="preserve"/>
+              <w:t>ifns</w:t>
             </w:r>
+            <w:proofErr w:type="gramEnd"/>
             <w:r>
               <w:rPr>
                 <w:sz w:val="20"/>
               </w:rPr>
-              <w:t/>
+              <w:t>.full_name</w:t>
+            </w:r>
+            <w:proofErr w:type="spellEnd"/>
+            <w:r>
+              <w:rPr>
+                <w:sz w:val="20"/>
+              </w:rPr>
+              <w:t xml:space="preserve"> }}</w:t>
             </w:r>
           </w:p>
         </w:tc>
@@ -1599,12 +1751,126 @@
     </w:p>
     <w:p>
       <w:pPr>
+        <w:rPr>
+          <w:bCs/>
+          <w:sz w:val="20"/>
+        </w:rPr>
+      </w:pPr>
+    </w:p>
+    <w:p>
+      <w:pPr>
+        <w:rPr>
+          <w:bCs/>
+          <w:sz w:val="20"/>
+        </w:rPr>
+      </w:pPr>
+    </w:p>
+    <w:p>
+      <w:pPr>
+        <w:rPr>
+          <w:bCs/>
+          <w:sz w:val="20"/>
+        </w:rPr>
+      </w:pPr>
+    </w:p>
+    <w:p>
+      <w:pPr>
+        <w:rPr>
+          <w:bCs/>
+          <w:sz w:val="20"/>
+        </w:rPr>
+      </w:pPr>
+    </w:p>
+    <w:p>
+      <w:pPr>
+        <w:rPr>
+          <w:bCs/>
+          <w:sz w:val="20"/>
+        </w:rPr>
+      </w:pPr>
+    </w:p>
+    <w:p>
+      <w:pPr>
+        <w:rPr>
+          <w:bCs/>
+          <w:sz w:val="20"/>
+        </w:rPr>
+      </w:pPr>
+    </w:p>
+    <w:p>
+      <w:pPr>
+        <w:rPr>
+          <w:bCs/>
+          <w:sz w:val="20"/>
+        </w:rPr>
+      </w:pPr>
+    </w:p>
+    <w:p>
+      <w:pPr>
+        <w:rPr>
+          <w:bCs/>
+          <w:sz w:val="20"/>
+        </w:rPr>
+      </w:pPr>
+    </w:p>
+    <w:p>
+      <w:pPr>
+        <w:rPr>
+          <w:bCs/>
+          <w:sz w:val="20"/>
+        </w:rPr>
+      </w:pPr>
+    </w:p>
+    <w:p>
+      <w:pPr>
+        <w:rPr>
+          <w:bCs/>
+          <w:sz w:val="20"/>
+        </w:rPr>
+      </w:pPr>
+    </w:p>
+    <w:p>
+      <w:pPr>
+        <w:rPr>
+          <w:bCs/>
+          <w:sz w:val="20"/>
+        </w:rPr>
+      </w:pPr>
+    </w:p>
+    <w:p>
+      <w:pPr>
+        <w:rPr>
+          <w:bCs/>
+          <w:sz w:val="20"/>
+        </w:rPr>
+      </w:pPr>
+    </w:p>
+    <w:p>
+      <w:pPr>
+        <w:rPr>
+          <w:bCs/>
+          <w:sz w:val="20"/>
+        </w:rPr>
+      </w:pPr>
+    </w:p>
+    <w:p>
+      <w:pPr>
+        <w:rPr>
+          <w:bCs/>
+          <w:sz w:val="20"/>
+        </w:rPr>
+      </w:pPr>
+    </w:p>
+    <w:p>
+      <w:pPr>
         <w:spacing w:before="155"/>
         <w:rPr>
           <w:b/>
           <w:sz w:val="20"/>
         </w:rPr>
       </w:pPr>
+      <w:bookmarkStart w:id="1" w:name="_GoBack"/>
+      <w:bookmarkEnd w:id="1"/>
       <w:r>
         <w:rPr>
           <w:b/>
@@ -1614,16 +1880,16 @@
         <mc:AlternateContent>
           <mc:Choice Requires="wpg">
             <w:drawing>
-              <wp:anchor distT="0" distB="0" distL="0" distR="0" simplePos="0" relativeHeight="487588352" behindDoc="1" locked="0" layoutInCell="1" allowOverlap="1" wp14:anchorId="458E9A75" wp14:editId="146E6515">
+              <wp:anchor distT="0" distB="0" distL="0" distR="0" simplePos="0" relativeHeight="487588352" behindDoc="1" locked="0" layoutInCell="1" allowOverlap="1" wp14:anchorId="458E9A75" wp14:editId="60704D94">
                 <wp:simplePos x="0" y="0"/>
                 <wp:positionH relativeFrom="page">
-                  <wp:posOffset>2540000</wp:posOffset>
+                  <wp:posOffset>1791970</wp:posOffset>
                 </wp:positionH>
                 <wp:positionV relativeFrom="paragraph">
-                  <wp:posOffset>260056</wp:posOffset>
+                  <wp:posOffset>262486</wp:posOffset>
                 </wp:positionV>
-                <wp:extent cx="2531110" cy="1143000"/>
-                <wp:effectExtent l="0" t="0" r="0" b="0"/>
+                <wp:extent cx="4026535" cy="1219835"/>
+                <wp:effectExtent l="0" t="0" r="0" b="8890"/>
                 <wp:wrapTopAndBottom/>
                 <wp:docPr id="8" name="Group 8"/>
                 <wp:cNvGraphicFramePr>
@@ -1638,9 +1904,9 @@
                       <wpg:grpSpPr>
                         <a:xfrm>
                           <a:off x="0" y="0"/>
-                          <a:ext cx="2531110" cy="1143000"/>
-                          <a:chOff x="0" y="0"/>
-                          <a:chExt cx="2531110" cy="1143000"/>
+                          <a:ext cx="4026535" cy="1219835"/>
+                          <a:chOff x="-21553" y="479141"/>
+                          <a:chExt cx="4027492" cy="1220831"/>
                         </a:xfrm>
                       </wpg:grpSpPr>
                       <pic:pic xmlns:pic="http://schemas.openxmlformats.org/drawingml/2006/picture">
@@ -1649,15 +1915,21 @@
                           <pic:cNvPicPr/>
                         </pic:nvPicPr>
                         <pic:blipFill>
-                          <a:blip r:embed="rId5" cstate="print"/>
+                          <a:blip r:embed="rId5" cstate="print">
+                            <a:extLst>
+                              <a:ext uri="{28A0092B-C50C-407E-A947-70E740481C1C}">
+                                <a14:useLocalDpi xmlns:a14="http://schemas.microsoft.com/office/drawing/2010/main" val="0"/>
+                              </a:ext>
+                            </a:extLst>
+                          </a:blip>
                           <a:stretch>
                             <a:fillRect/>
                           </a:stretch>
                         </pic:blipFill>
                         <pic:spPr>
                           <a:xfrm>
-                            <a:off x="0" y="0"/>
-                            <a:ext cx="2530920" cy="1142996"/>
+                            <a:off x="-21553" y="479141"/>
+                            <a:ext cx="4027492" cy="1220831"/>
                           </a:xfrm>
                           <a:prstGeom prst="rect">
                             <a:avLst/>
@@ -1669,8 +1941,8 @@
                         <wps:cNvSpPr txBox="1"/>
                         <wps:spPr>
                           <a:xfrm>
-                            <a:off x="0" y="0"/>
-                            <a:ext cx="2531110" cy="1143000"/>
+                            <a:off x="-21553" y="516116"/>
+                            <a:ext cx="3984899" cy="1155489"/>
                           </a:xfrm>
                           <a:prstGeom prst="rect">
                             <a:avLst/>
@@ -1692,9 +1964,21 @@
                                 <w:ind w:left="1542"/>
                                 <w:rPr>
                                   <w:b/>
+                                  <w:color w:val="3B2CBE"/>
+                                  <w:spacing w:val="40"/>
+                                  <w:w w:val="105"/>
                                   <w:sz w:val="13"/>
                                 </w:rPr>
                               </w:pPr>
+                              <w:r>
+                                <w:rPr>
+                                  <w:b/>
+                                  <w:color w:val="3B2CBE"/>
+                                  <w:w w:val="105"/>
+                                  <w:sz w:val="13"/>
+                                </w:rPr>
+                                <w:t xml:space="preserve">     </w:t>
+                              </w:r>
                               <w:r>
                                 <w:rPr>
                                   <w:b/>
@@ -1724,16 +2008,13 @@
                                 </w:rPr>
                                 <w:t>ПОДПИСАН</w:t>
                               </w:r>
-                            </w:p>
-                            <w:p>
-                              <w:pPr>
-                                <w:spacing w:line="340" w:lineRule="atLeast"/>
-                                <w:ind w:left="221" w:firstLine="1145"/>
+                              <w:r>
                                 <w:rPr>
                                   <w:b/>
                                   <w:sz w:val="13"/>
                                 </w:rPr>
-                              </w:pPr>
+                                <w:t xml:space="preserve"> </w:t>
+                              </w:r>
                               <w:r>
                                 <w:rPr>
                                   <w:b/>
@@ -1772,6 +2053,30 @@
                                 </w:rPr>
                                 <w:t xml:space="preserve"> </w:t>
                               </w:r>
+                            </w:p>
+                            <w:p>
+                              <w:pPr>
+                                <w:ind w:left="1542"/>
+                                <w:rPr>
+                                  <w:b/>
+                                  <w:color w:val="3B2CBE"/>
+                                  <w:spacing w:val="40"/>
+                                  <w:w w:val="105"/>
+                                  <w:sz w:val="13"/>
+                                </w:rPr>
+                              </w:pPr>
+                            </w:p>
+                            <w:p>
+                              <w:pPr>
+                                <w:spacing w:before="40"/>
+                                <w:ind w:left="1542"/>
+                                <w:rPr>
+                                  <w:b/>
+                                  <w:color w:val="4040B3"/>
+                                  <w:w w:val="105"/>
+                                  <w:sz w:val="13"/>
+                                </w:rPr>
+                              </w:pPr>
                               <w:r>
                                 <w:rPr>
                                   <w:b/>
@@ -1803,8 +2108,8 @@
                             </w:p>
                             <w:p>
                               <w:pPr>
-                                <w:spacing w:before="59" w:line="331" w:lineRule="auto"/>
-                                <w:ind w:left="222" w:right="644"/>
+                                <w:spacing w:before="40" w:line="331" w:lineRule="auto"/>
+                                <w:ind w:left="221" w:right="646"/>
                                 <w:rPr>
                                   <w:b/>
                                   <w:color w:val="4040B3"/>
@@ -1819,18 +2124,8 @@
                                   <w:w w:val="105"/>
                                   <w:sz w:val="13"/>
                                 </w:rPr>
-                                <w:t xml:space="preserve">Владелец: МЕЖРЕГИОНАЛЬНАЯ ИНСПЕКЦИЯ ФЕДЕРАЛЬНОЙ НАЛОГОВОЙ СЛУЖБЫ ПО ЦЕНТРАЛИЗОВАННОЙ ОБРАБОТКЕ ДАННЫХ </w:t>
+                                <w:t xml:space="preserve">                                       </w:t>
                               </w:r>
-                            </w:p>
-                            <w:p>
-                              <w:pPr>
-                                <w:spacing w:line="331" w:lineRule="auto"/>
-                                <w:ind w:left="221" w:right="646"/>
-                                <w:rPr>
-                                  <w:b/>
-                                  <w:sz w:val="13"/>
-                                </w:rPr>
-                              </w:pPr>
                               <w:r>
                                 <w:rPr>
                                   <w:b/>
@@ -1876,43 +2171,7 @@
                                   <w:w w:val="105"/>
                                   <w:sz w:val="13"/>
                                 </w:rPr>
-                                <w:t>05</w:t>
-                              </w:r>
-                              <w:r>
-                                <w:rPr>
-                                  <w:b/>
-                                  <w:color w:val="4040B3"/>
-                                  <w:w w:val="105"/>
-                                  <w:sz w:val="13"/>
-                                </w:rPr>
-                                <w:t>.0</w:t>
-                              </w:r>
-                              <w:r>
-                                <w:rPr>
-                                  <w:b/>
-                                  <w:color w:val="4040B3"/>
-                                  <w:w w:val="105"/>
-                                  <w:sz w:val="13"/>
-                                </w:rPr>
-                                <w:t>3</w:t>
-                              </w:r>
-                              <w:r>
-                                <w:rPr>
-                                  <w:b/>
-                                  <w:color w:val="4040B3"/>
-                                  <w:w w:val="105"/>
-                                  <w:sz w:val="13"/>
-                                </w:rPr>
-                                <w:t>.202</w:t>
-                              </w:r>
-                              <w:r>
-                                <w:rPr>
-                                  <w:b/>
-                                  <w:color w:val="4040B3"/>
-                                  <w:w w:val="105"/>
-                                  <w:sz w:val="13"/>
-                                </w:rPr>
-                                <w:t>5</w:t>
+                                <w:t>05.03.2025</w:t>
                               </w:r>
                               <w:r>
                                 <w:rPr>
@@ -1950,7 +2209,33 @@
                                   <w:w w:val="105"/>
                                   <w:sz w:val="13"/>
                                 </w:rPr>
-                                <w:t>29</w:t>
+                                <w:t>29.05.2026</w:t>
+                              </w:r>
+                            </w:p>
+                            <w:p>
+                              <w:pPr>
+                                <w:spacing w:line="331" w:lineRule="auto"/>
+                                <w:ind w:right="644"/>
+                                <w:rPr>
+                                  <w:b/>
+                                  <w:color w:val="4040B3"/>
+                                  <w:w w:val="105"/>
+                                  <w:sz w:val="13"/>
+                                </w:rPr>
+                              </w:pPr>
+                              <w:r>
+                                <w:rPr>
+                                  <w:b/>
+                                  <w:sz w:val="13"/>
+                                </w:rPr>
+                                <w:t xml:space="preserve">       </w:t>
+                              </w:r>
+                              <w:r>
+                                <w:rPr>
+                                  <w:b/>
+                                  <w:sz w:val="13"/>
+                                </w:rPr>
+                                <w:t xml:space="preserve"> </w:t>
                               </w:r>
                               <w:r>
                                 <w:rPr>
@@ -1959,7 +2244,28 @@
                                   <w:w w:val="105"/>
                                   <w:sz w:val="13"/>
                                 </w:rPr>
-                                <w:t>.</w:t>
+                                <w:t>Владелец: МЕЖРЕГИОНАЛЬНАЯ ИНСПЕКЦИЯ ФЕДЕРАЛЬНОЙ НАЛОГОВОЙ</w:t>
+                              </w:r>
+                            </w:p>
+                            <w:p>
+                              <w:pPr>
+                                <w:spacing w:line="331" w:lineRule="auto"/>
+                                <w:ind w:right="644"/>
+                                <w:rPr>
+                                  <w:b/>
+                                  <w:color w:val="4040B3"/>
+                                  <w:w w:val="105"/>
+                                  <w:sz w:val="13"/>
+                                </w:rPr>
+                              </w:pPr>
+                              <w:r>
+                                <w:rPr>
+                                  <w:b/>
+                                  <w:color w:val="4040B3"/>
+                                  <w:w w:val="105"/>
+                                  <w:sz w:val="13"/>
+                                </w:rPr>
+                                <w:t xml:space="preserve">        </w:t>
                               </w:r>
                               <w:r>
                                 <w:rPr>
@@ -1968,26 +2274,20 @@
                                   <w:w w:val="105"/>
                                   <w:sz w:val="13"/>
                                 </w:rPr>
-                                <w:t>0</w:t>
+                                <w:t xml:space="preserve">СЛУЖБЫ ПО ЦЕНТРАЛИЗОВАННОЙ ОБРАБОТКЕ ДАННЫХ </w:t>
                               </w:r>
-                              <w:r>
+                            </w:p>
+                            <w:p>
+                              <w:pPr>
+                                <w:spacing w:before="59" w:line="331" w:lineRule="auto"/>
+                                <w:ind w:right="644"/>
                                 <w:rPr>
                                   <w:b/>
                                   <w:color w:val="4040B3"/>
                                   <w:w w:val="105"/>
                                   <w:sz w:val="13"/>
                                 </w:rPr>
-                                <w:t>5.202</w:t>
-                              </w:r>
-                              <w:r>
-                                <w:rPr>
-                                  <w:b/>
-                                  <w:color w:val="4040B3"/>
-                                  <w:w w:val="105"/>
-                                  <w:sz w:val="13"/>
-                                </w:rPr>
-                                <w:t>6</w:t>
-                              </w:r>
+                              </w:pPr>
                             </w:p>
                           </w:txbxContent>
                         </wps:txbx>
@@ -1998,6 +2298,9 @@
                     </wpg:wgp>
                   </a:graphicData>
                 </a:graphic>
+                <wp14:sizeRelH relativeFrom="margin">
+                  <wp14:pctWidth>0</wp14:pctWidth>
+                </wp14:sizeRelH>
                 <wp14:sizeRelV relativeFrom="margin">
                   <wp14:pctHeight>0</wp14:pctHeight>
                 </wp14:sizeRelV>
@@ -2006,7 +2309,7 @@
           </mc:Choice>
           <mc:Fallback>
             <w:pict>
-              <v:group w14:anchorId="458E9A75" id="Group 8" o:spid="_x0000_s1026" style="position:absolute;margin-left:200pt;margin-top:20.5pt;width:199.3pt;height:90pt;z-index:-15728128;mso-wrap-distance-left:0;mso-wrap-distance-right:0;mso-position-horizontal-relative:page;mso-height-relative:margin" coordsize="25311,11430" o:gfxdata="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">
+              <v:group w14:anchorId="458E9A75" id="Group 8" o:spid="_x0000_s1026" style="position:absolute;margin-left:141.1pt;margin-top:20.65pt;width:317.05pt;height:96.05pt;z-index:-15728128;mso-wrap-distance-left:0;mso-wrap-distance-right:0;mso-position-horizontal-relative:page;mso-width-relative:margin;mso-height-relative:margin" coordorigin="-215,4791" coordsize="40274,12208" o:gfxdata="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">
                 <v:shapetype id="_x0000_t75" coordsize="21600,21600" o:spt="75" o:preferrelative="t" path="m@4@5l@4@11@9@11@9@5xe" filled="f" stroked="f">
                   <v:stroke joinstyle="miter"/>
                   <v:formulas>
@@ -2026,14 +2329,14 @@
                   <v:path o:extrusionok="f" gradientshapeok="t" o:connecttype="rect"/>
                   <o:lock v:ext="edit" aspectratio="t"/>
                 </v:shapetype>
-                <v:shape id="Image 9" o:spid="_x0000_s1027" type="#_x0000_t75" style="position:absolute;width:25309;height:11429;visibility:visible;mso-wrap-style:square" o:gfxdata="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">
+                <v:shape id="Image 9" o:spid="_x0000_s1027" type="#_x0000_t75" style="position:absolute;left:-215;top:4791;width:40274;height:12208;visibility:visible;mso-wrap-style:square" o:gfxdata="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">
                   <v:imagedata r:id="rId6" o:title=""/>
                 </v:shape>
                 <v:shapetype id="_x0000_t202" coordsize="21600,21600" o:spt="202" path="m,l,21600r21600,l21600,xe">
                   <v:stroke joinstyle="miter"/>
                   <v:path gradientshapeok="t" o:connecttype="rect"/>
                 </v:shapetype>
-                <v:shape id="Textbox 10" o:spid="_x0000_s1028" type="#_x0000_t202" style="position:absolute;width:25311;height:11430;visibility:visible;mso-wrap-style:square;v-text-anchor:top" o:gfxdata="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" filled="f" stroked="f">
+                <v:shape id="Textbox 10" o:spid="_x0000_s1028" type="#_x0000_t202" style="position:absolute;left:-215;top:5161;width:39848;height:11555;visibility:visible;mso-wrap-style:square;v-text-anchor:top" o:gfxdata="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" filled="f" stroked="f">
                   <v:textbox inset="0,0,0,0">
                     <w:txbxContent>
                       <w:p>
@@ -2050,9 +2353,21 @@
                           <w:ind w:left="1542"/>
                           <w:rPr>
                             <w:b/>
+                            <w:color w:val="3B2CBE"/>
+                            <w:spacing w:val="40"/>
+                            <w:w w:val="105"/>
                             <w:sz w:val="13"/>
                           </w:rPr>
                         </w:pPr>
+                        <w:r>
+                          <w:rPr>
+                            <w:b/>
+                            <w:color w:val="3B2CBE"/>
+                            <w:w w:val="105"/>
+                            <w:sz w:val="13"/>
+                          </w:rPr>
+                          <w:t xml:space="preserve">     </w:t>
+                        </w:r>
                         <w:r>
                           <w:rPr>
                             <w:b/>
@@ -2082,16 +2397,13 @@
                           </w:rPr>
                           <w:t>ПОДПИСАН</w:t>
                         </w:r>
-                      </w:p>
-                      <w:p>
-                        <w:pPr>
-                          <w:spacing w:line="340" w:lineRule="atLeast"/>
-                          <w:ind w:left="221" w:firstLine="1145"/>
+                        <w:r>
                           <w:rPr>
                             <w:b/>
                             <w:sz w:val="13"/>
                           </w:rPr>
-                        </w:pPr>
+                          <w:t xml:space="preserve"> </w:t>
+                        </w:r>
                         <w:r>
                           <w:rPr>
                             <w:b/>
@@ -2130,6 +2442,30 @@
                           </w:rPr>
                           <w:t xml:space="preserve"> </w:t>
                         </w:r>
+                      </w:p>
+                      <w:p>
+                        <w:pPr>
+                          <w:ind w:left="1542"/>
+                          <w:rPr>
+                            <w:b/>
+                            <w:color w:val="3B2CBE"/>
+                            <w:spacing w:val="40"/>
+                            <w:w w:val="105"/>
+                            <w:sz w:val="13"/>
+                          </w:rPr>
+                        </w:pPr>
+                      </w:p>
+                      <w:p>
+                        <w:pPr>
+                          <w:spacing w:before="40"/>
+                          <w:ind w:left="1542"/>
+                          <w:rPr>
+                            <w:b/>
+                            <w:color w:val="4040B3"/>
+                            <w:w w:val="105"/>
+                            <w:sz w:val="13"/>
+                          </w:rPr>
+                        </w:pPr>
                         <w:r>
                           <w:rPr>
                             <w:b/>
@@ -2161,8 +2497,8 @@
                       </w:p>
                       <w:p>
                         <w:pPr>
-                          <w:spacing w:before="59" w:line="331" w:lineRule="auto"/>
-                          <w:ind w:left="222" w:right="644"/>
+                          <w:spacing w:before="40" w:line="331" w:lineRule="auto"/>
+                          <w:ind w:left="221" w:right="646"/>
                           <w:rPr>
                             <w:b/>
                             <w:color w:val="4040B3"/>
@@ -2177,18 +2513,8 @@
                             <w:w w:val="105"/>
                             <w:sz w:val="13"/>
                           </w:rPr>
-                          <w:t xml:space="preserve">Владелец: МЕЖРЕГИОНАЛЬНАЯ ИНСПЕКЦИЯ ФЕДЕРАЛЬНОЙ НАЛОГОВОЙ СЛУЖБЫ ПО ЦЕНТРАЛИЗОВАННОЙ ОБРАБОТКЕ ДАННЫХ </w:t>
+                          <w:t xml:space="preserve">                                       </w:t>
                         </w:r>
-                      </w:p>
-                      <w:p>
-                        <w:pPr>
-                          <w:spacing w:line="331" w:lineRule="auto"/>
-                          <w:ind w:left="221" w:right="646"/>
-                          <w:rPr>
-                            <w:b/>
-                            <w:sz w:val="13"/>
-                          </w:rPr>
-                        </w:pPr>
                         <w:r>
                           <w:rPr>
                             <w:b/>
@@ -2234,43 +2560,7 @@
                             <w:w w:val="105"/>
                             <w:sz w:val="13"/>
                           </w:rPr>
-                          <w:t>05</w:t>
-                        </w:r>
-                        <w:r>
-                          <w:rPr>
-                            <w:b/>
-                            <w:color w:val="4040B3"/>
-                            <w:w w:val="105"/>
-                            <w:sz w:val="13"/>
-                          </w:rPr>
-                          <w:t>.0</w:t>
-                        </w:r>
-                        <w:r>
-                          <w:rPr>
-                            <w:b/>
-                            <w:color w:val="4040B3"/>
-                            <w:w w:val="105"/>
-                            <w:sz w:val="13"/>
-                          </w:rPr>
-                          <w:t>3</w:t>
-                        </w:r>
-                        <w:r>
-                          <w:rPr>
-                            <w:b/>
-                            <w:color w:val="4040B3"/>
-                            <w:w w:val="105"/>
-                            <w:sz w:val="13"/>
-                          </w:rPr>
-                          <w:t>.202</w:t>
-                        </w:r>
-                        <w:r>
-                          <w:rPr>
-                            <w:b/>
-                            <w:color w:val="4040B3"/>
-                            <w:w w:val="105"/>
-                            <w:sz w:val="13"/>
-                          </w:rPr>
-                          <w:t>5</w:t>
+                          <w:t>05.03.2025</w:t>
                         </w:r>
                         <w:r>
                           <w:rPr>
@@ -2308,7 +2598,33 @@
                             <w:w w:val="105"/>
                             <w:sz w:val="13"/>
                           </w:rPr>
-                          <w:t>29</w:t>
+                          <w:t>29.05.2026</w:t>
+                        </w:r>
+                      </w:p>
+                      <w:p>
+                        <w:pPr>
+                          <w:spacing w:line="331" w:lineRule="auto"/>
+                          <w:ind w:right="644"/>
+                          <w:rPr>
+                            <w:b/>
+                            <w:color w:val="4040B3"/>
+                            <w:w w:val="105"/>
+                            <w:sz w:val="13"/>
+                          </w:rPr>
+                        </w:pPr>
+                        <w:r>
+                          <w:rPr>
+                            <w:b/>
+                            <w:sz w:val="13"/>
+                          </w:rPr>
+                          <w:t xml:space="preserve">       </w:t>
+                        </w:r>
+                        <w:r>
+                          <w:rPr>
+                            <w:b/>
+                            <w:sz w:val="13"/>
+                          </w:rPr>
+                          <w:t xml:space="preserve"> </w:t>
                         </w:r>
                         <w:r>
                           <w:rPr>
@@ -2317,7 +2633,28 @@
                             <w:w w:val="105"/>
                             <w:sz w:val="13"/>
                           </w:rPr>
-                          <w:t>.</w:t>
+                          <w:t>Владелец: МЕЖРЕГИОНАЛЬНАЯ ИНСПЕКЦИЯ ФЕДЕРАЛЬНОЙ НАЛОГОВОЙ</w:t>
+                        </w:r>
+                      </w:p>
+                      <w:p>
+                        <w:pPr>
+                          <w:spacing w:line="331" w:lineRule="auto"/>
+                          <w:ind w:right="644"/>
+                          <w:rPr>
+                            <w:b/>
+                            <w:color w:val="4040B3"/>
+                            <w:w w:val="105"/>
+                            <w:sz w:val="13"/>
+                          </w:rPr>
+                        </w:pPr>
+                        <w:r>
+                          <w:rPr>
+                            <w:b/>
+                            <w:color w:val="4040B3"/>
+                            <w:w w:val="105"/>
+                            <w:sz w:val="13"/>
+                          </w:rPr>
+                          <w:t xml:space="preserve">        </w:t>
                         </w:r>
                         <w:r>
                           <w:rPr>
@@ -2326,26 +2663,20 @@
                             <w:w w:val="105"/>
                             <w:sz w:val="13"/>
                           </w:rPr>
-                          <w:t>0</w:t>
+                          <w:t xml:space="preserve">СЛУЖБЫ ПО ЦЕНТРАЛИЗОВАННОЙ ОБРАБОТКЕ ДАННЫХ </w:t>
                         </w:r>
-                        <w:r>
+                      </w:p>
+                      <w:p>
+                        <w:pPr>
+                          <w:spacing w:before="59" w:line="331" w:lineRule="auto"/>
+                          <w:ind w:right="644"/>
                           <w:rPr>
                             <w:b/>
                             <w:color w:val="4040B3"/>
                             <w:w w:val="105"/>
                             <w:sz w:val="13"/>
                           </w:rPr>
-                          <w:t>5.202</w:t>
-                        </w:r>
-                        <w:r>
-                          <w:rPr>
-                            <w:b/>
-                            <w:color w:val="4040B3"/>
-                            <w:w w:val="105"/>
-                            <w:sz w:val="13"/>
-                          </w:rPr>
-                          <w:t>6</w:t>
-                        </w:r>
+                        </w:pPr>
                       </w:p>
                     </w:txbxContent>
                   </v:textbox>
@@ -2448,7 +2779,7 @@
               </wp:inline>
             </w:drawing>
           </mc:Choice>
-          <mc:Fallback>
+          <mc:Fallback xmlns:w16sdtfl="http://schemas.microsoft.com/office/word/2024/wordml/sdtformatlock" xmlns:w16sdtdh="http://schemas.microsoft.com/office/word/2020/wordml/sdtdatahash" xmlns:w16du="http://schemas.microsoft.com/office/word/2023/wordml/word16du" xmlns:w16="http://schemas.microsoft.com/office/word/2018/wordml" xmlns:w16cex="http://schemas.microsoft.com/office/word/2018/wordml/cex" xmlns:oel="http://schemas.microsoft.com/office/2019/extlst">
             <w:pict>
               <v:group w14:anchorId="48359383" id="Group 11" o:spid="_x0000_s1026" style="width:200pt;height:.1pt;mso-position-horizontal-relative:char;mso-position-vertical-relative:line" coordsize="25400,12" o:gfxdata="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">
                 <v:shape id="Graphic 12" o:spid="_x0000_s1027" style="position:absolute;top:6;width:25400;height:13;visibility:visible;mso-wrap-style:square;v-text-anchor:top" coordsize="2540000,1270" o:gfxdata="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" path="m,l2539999,e" filled="f" strokecolor="#231f20" strokeweight=".1pt">
@@ -2593,7 +2924,7 @@
 </file>
 
 <file path=word/styles.xml><?xml version="1.0" encoding="utf-8"?>
-<w:styles xmlns:mc="http://schemas.openxmlformats.org/markup-compatibility/2006" xmlns:r="http://schemas.openxmlformats.org/officeDocument/2006/relationships" xmlns:w="http://schemas.openxmlformats.org/wordprocessingml/2006/main" xmlns:w14="http://schemas.microsoft.com/office/word/2010/wordml" xmlns:w15="http://schemas.microsoft.com/office/word/2012/wordml" xmlns:w16cex="http://schemas.microsoft.com/office/word/2018/wordml/cex" xmlns:w16cid="http://schemas.microsoft.com/office/word/2016/wordml/cid" xmlns:w16="http://schemas.microsoft.com/office/word/2018/wordml" xmlns:w16du="http://schemas.microsoft.com/office/word/2023/wordml/word16du" xmlns:w16sdtdh="http://schemas.microsoft.com/office/word/2020/wordml/sdtdatahash" xmlns:w16sdtfl="http://schemas.microsoft.com/office/word/2024/wordml/sdtformatlock" xmlns:w16se="http://schemas.microsoft.com/office/word/2015/wordml/symex" mc:Ignorable="w14 w15 w16se w16cid w16 w16cex w16sdtdh w16sdtfl w16du">
+<w:styles xmlns:mc="http://schemas.openxmlformats.org/markup-compatibility/2006" xmlns:r="http://schemas.openxmlformats.org/officeDocument/2006/relationships" xmlns:w="http://schemas.openxmlformats.org/wordprocessingml/2006/main" xmlns:w14="http://schemas.microsoft.com/office/word/2010/wordml" xmlns:w15="http://schemas.microsoft.com/office/word/2012/wordml" xmlns:w16cid="http://schemas.microsoft.com/office/word/2016/wordml/cid" xmlns:w16se="http://schemas.microsoft.com/office/word/2015/wordml/symex" mc:Ignorable="w14 w15 w16se w16cid">
   <w:docDefaults>
     <w:rPrDefault>
       <w:rPr>
@@ -2611,7 +2942,7 @@
       </w:pPr>
     </w:pPrDefault>
   </w:docDefaults>
-  <w:latentStyles w:defLockedState="0" w:defUIPriority="99" w:defSemiHidden="0" w:defUnhideWhenUsed="0" w:defQFormat="0" w:count="376">
+  <w:latentStyles w:defLockedState="0" w:defUIPriority="99" w:defSemiHidden="0" w:defUnhideWhenUsed="0" w:defQFormat="0" w:count="375">
     <w:lsdException w:name="Normal" w:uiPriority="0" w:qFormat="1"/>
     <w:lsdException w:name="heading 1" w:uiPriority="9" w:qFormat="1"/>
     <w:lsdException w:name="heading 2" w:semiHidden="1" w:uiPriority="9" w:unhideWhenUsed="1" w:qFormat="1"/>
@@ -2987,7 +3318,6 @@
     <w:lsdException w:name="Smart Hyperlink" w:semiHidden="1" w:unhideWhenUsed="1"/>
     <w:lsdException w:name="Hashtag" w:semiHidden="1" w:unhideWhenUsed="1"/>
     <w:lsdException w:name="Unresolved Mention" w:semiHidden="1" w:unhideWhenUsed="1"/>
-    <w:lsdException w:name="Smart Link" w:semiHidden="1" w:unhideWhenUsed="1"/>
   </w:latentStyles>
   <w:style w:type="paragraph" w:default="1" w:styleId="a">
     <w:name w:val="Normal"/>
@@ -3359,7 +3689,7 @@
 </file>
 
 <file path=customXml/itemProps1.xml><?xml version="1.0" encoding="utf-8"?>
-<ds:datastoreItem xmlns:ds="http://schemas.openxmlformats.org/officeDocument/2006/customXml" ds:itemID="{CF91AE21-A5ED-481F-A9E2-EC42A4CF6FBB}">
+<ds:datastoreItem xmlns:ds="http://schemas.openxmlformats.org/officeDocument/2006/customXml" ds:itemID="{F0D581A0-9879-46FD-88A8-4A3DC20A01FE}">
   <ds:schemaRefs>
     <ds:schemaRef ds:uri="http://schemas.openxmlformats.org/officeDocument/2006/bibliography"/>
   </ds:schemaRefs>

--- a/templates/docx/npd_certificate_lkn_template.docx
+++ b/templates/docx/npd_certificate_lkn_template.docx
@@ -421,7 +421,7 @@
               </wp:anchor>
             </w:drawing>
           </mc:Choice>
-          <mc:Fallback xmlns:w16sdtfl="http://schemas.microsoft.com/office/word/2024/wordml/sdtformatlock" xmlns:w16sdtdh="http://schemas.microsoft.com/office/word/2020/wordml/sdtdatahash" xmlns:w16du="http://schemas.microsoft.com/office/word/2023/wordml/word16du" xmlns:w16="http://schemas.microsoft.com/office/word/2018/wordml" xmlns:w16cex="http://schemas.microsoft.com/office/word/2018/wordml/cex" xmlns:oel="http://schemas.microsoft.com/office/2019/extlst">
+          <mc:Fallback xmlns:oel="http://schemas.microsoft.com/office/2019/extlst" xmlns:w16cex="http://schemas.microsoft.com/office/word/2018/wordml/cex" xmlns:w16="http://schemas.microsoft.com/office/word/2018/wordml" xmlns:w16du="http://schemas.microsoft.com/office/word/2023/wordml/word16du" xmlns:w16sdtdh="http://schemas.microsoft.com/office/word/2020/wordml/sdtdatahash" xmlns:w16sdtfl="http://schemas.microsoft.com/office/word/2024/wordml/sdtformatlock">
             <w:pict>
               <v:shape w14:anchorId="57240F72" id="Graphic 4" o:spid="_x0000_s1026" style="position:absolute;margin-left:26.6pt;margin-top:2.9pt;width:64.8pt;height:3.6pt;z-index:487592448;visibility:visible;mso-wrap-style:square;mso-width-percent:0;mso-height-percent:0;mso-wrap-distance-left:0;mso-wrap-distance-top:0;mso-wrap-distance-right:0;mso-wrap-distance-bottom:0;mso-position-horizontal:absolute;mso-position-horizontal-relative:margin;mso-position-vertical:absolute;mso-position-vertical-relative:text;mso-width-percent:0;mso-height-percent:0;mso-width-relative:margin;mso-height-relative:margin;v-text-anchor:top" coordsize="1399540,45719" o:gfxdata="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" path="m,l1399158,e" filled="f" strokeweight=".5pt">
                 <v:path arrowok="t"/>
@@ -543,7 +543,7 @@
               </wp:anchor>
             </w:drawing>
           </mc:Choice>
-          <mc:Fallback xmlns:w16sdtfl="http://schemas.microsoft.com/office/word/2024/wordml/sdtformatlock" xmlns:w16sdtdh="http://schemas.microsoft.com/office/word/2020/wordml/sdtdatahash" xmlns:w16du="http://schemas.microsoft.com/office/word/2023/wordml/word16du" xmlns:w16="http://schemas.microsoft.com/office/word/2018/wordml" xmlns:w16cex="http://schemas.microsoft.com/office/word/2018/wordml/cex" xmlns:oel="http://schemas.microsoft.com/office/2019/extlst">
+          <mc:Fallback xmlns:oel="http://schemas.microsoft.com/office/2019/extlst" xmlns:w16cex="http://schemas.microsoft.com/office/word/2018/wordml/cex" xmlns:w16="http://schemas.microsoft.com/office/word/2018/wordml" xmlns:w16du="http://schemas.microsoft.com/office/word/2023/wordml/word16du" xmlns:w16sdtdh="http://schemas.microsoft.com/office/word/2020/wordml/sdtdatahash" xmlns:w16sdtfl="http://schemas.microsoft.com/office/word/2024/wordml/sdtformatlock">
             <w:pict>
               <v:shape w14:anchorId="009E4397" id="Graphic 1" o:spid="_x0000_s1026" style="position:absolute;margin-left:54.6pt;margin-top:7.9pt;width:495.8pt;height:3.6pt;flip:y;z-index:15731200;visibility:visible;mso-wrap-style:square;mso-height-percent:0;mso-wrap-distance-left:0;mso-wrap-distance-top:0;mso-wrap-distance-right:0;mso-wrap-distance-bottom:0;mso-position-horizontal:absolute;mso-position-horizontal-relative:page;mso-position-vertical:absolute;mso-position-vertical-relative:text;mso-height-percent:0;mso-height-relative:margin;v-text-anchor:top" coordsize="6296660,45720" o:gfxdata="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" path="m,l6296660,e" filled="f" strokeweight=".5pt">
                 <v:path arrowok="t"/>
@@ -813,7 +813,7 @@
               </wp:anchor>
             </w:drawing>
           </mc:Choice>
-          <mc:Fallback xmlns:w16sdtfl="http://schemas.microsoft.com/office/word/2024/wordml/sdtformatlock" xmlns:w16sdtdh="http://schemas.microsoft.com/office/word/2020/wordml/sdtdatahash" xmlns:w16du="http://schemas.microsoft.com/office/word/2023/wordml/word16du" xmlns:w16="http://schemas.microsoft.com/office/word/2018/wordml" xmlns:w16cex="http://schemas.microsoft.com/office/word/2018/wordml/cex" xmlns:oel="http://schemas.microsoft.com/office/2019/extlst">
+          <mc:Fallback xmlns:oel="http://schemas.microsoft.com/office/2019/extlst" xmlns:w16cex="http://schemas.microsoft.com/office/word/2018/wordml/cex" xmlns:w16="http://schemas.microsoft.com/office/word/2018/wordml" xmlns:w16du="http://schemas.microsoft.com/office/word/2023/wordml/word16du" xmlns:w16sdtdh="http://schemas.microsoft.com/office/word/2020/wordml/sdtdatahash" xmlns:w16sdtfl="http://schemas.microsoft.com/office/word/2024/wordml/sdtformatlock">
             <w:pict>
               <v:shape w14:anchorId="0133628D" id="Graphic 4" o:spid="_x0000_s1026" style="position:absolute;margin-left:43.4pt;margin-top:.1pt;width:81pt;height:4.8pt;z-index:487594496;visibility:visible;mso-wrap-style:square;mso-width-percent:0;mso-height-percent:0;mso-wrap-distance-left:0;mso-wrap-distance-top:0;mso-wrap-distance-right:0;mso-wrap-distance-bottom:0;mso-position-horizontal:absolute;mso-position-horizontal-relative:margin;mso-position-vertical:absolute;mso-position-vertical-relative:text;mso-width-percent:0;mso-height-percent:0;mso-width-relative:margin;mso-height-relative:margin;v-text-anchor:top" coordsize="1399540,60960" o:gfxdata="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" path="m,l1399158,e" filled="f" strokeweight=".5pt">
                 <v:path arrowok="t"/>
@@ -928,7 +928,7 @@
               </wp:anchor>
             </w:drawing>
           </mc:Choice>
-          <mc:Fallback xmlns:w16sdtfl="http://schemas.microsoft.com/office/word/2024/wordml/sdtformatlock" xmlns:w16sdtdh="http://schemas.microsoft.com/office/word/2020/wordml/sdtdatahash" xmlns:w16du="http://schemas.microsoft.com/office/word/2023/wordml/word16du" xmlns:w16="http://schemas.microsoft.com/office/word/2018/wordml" xmlns:w16cex="http://schemas.microsoft.com/office/word/2018/wordml/cex" xmlns:oel="http://schemas.microsoft.com/office/2019/extlst">
+          <mc:Fallback xmlns:oel="http://schemas.microsoft.com/office/2019/extlst" xmlns:w16cex="http://schemas.microsoft.com/office/word/2018/wordml/cex" xmlns:w16="http://schemas.microsoft.com/office/word/2018/wordml" xmlns:w16du="http://schemas.microsoft.com/office/word/2023/wordml/word16du" xmlns:w16sdtdh="http://schemas.microsoft.com/office/word/2020/wordml/sdtdatahash" xmlns:w16sdtfl="http://schemas.microsoft.com/office/word/2024/wordml/sdtformatlock">
             <w:pict>
               <v:shape w14:anchorId="69E842DA" id="Graphic 4" o:spid="_x0000_s1026" style="position:absolute;margin-left:221.95pt;margin-top:34.55pt;width:110.2pt;height:.1pt;z-index:15731712;visibility:visible;mso-wrap-style:square;mso-wrap-distance-left:0;mso-wrap-distance-top:0;mso-wrap-distance-right:0;mso-wrap-distance-bottom:0;mso-position-horizontal:absolute;mso-position-horizontal-relative:page;mso-position-vertical:absolute;mso-position-vertical-relative:text;v-text-anchor:top" coordsize="1399540,1270" o:gfxdata="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" path="m,l1399158,e" filled="f" strokeweight=".5pt">
                 <v:path arrowok="t"/>
@@ -1127,7 +1127,7 @@
               </wp:anchor>
             </w:drawing>
           </mc:Choice>
-          <mc:Fallback xmlns:w16sdtfl="http://schemas.microsoft.com/office/word/2024/wordml/sdtformatlock" xmlns:w16sdtdh="http://schemas.microsoft.com/office/word/2020/wordml/sdtdatahash" xmlns:w16du="http://schemas.microsoft.com/office/word/2023/wordml/word16du" xmlns:w16="http://schemas.microsoft.com/office/word/2018/wordml" xmlns:w16cex="http://schemas.microsoft.com/office/word/2018/wordml/cex" xmlns:oel="http://schemas.microsoft.com/office/2019/extlst">
+          <mc:Fallback xmlns:oel="http://schemas.microsoft.com/office/2019/extlst" xmlns:w16cex="http://schemas.microsoft.com/office/word/2018/wordml/cex" xmlns:w16="http://schemas.microsoft.com/office/word/2018/wordml" xmlns:w16du="http://schemas.microsoft.com/office/word/2023/wordml/word16du" xmlns:w16sdtdh="http://schemas.microsoft.com/office/word/2020/wordml/sdtdatahash" xmlns:w16sdtfl="http://schemas.microsoft.com/office/word/2024/wordml/sdtformatlock">
             <w:pict>
               <v:shape w14:anchorId="6AF59207" id="Graphic 5" o:spid="_x0000_s1026" style="position:absolute;margin-left:442.3pt;margin-top:16.25pt;width:110.2pt;height:.1pt;z-index:15732224;visibility:visible;mso-wrap-style:square;mso-wrap-distance-left:0;mso-wrap-distance-top:0;mso-wrap-distance-right:0;mso-wrap-distance-bottom:0;mso-position-horizontal:absolute;mso-position-horizontal-relative:page;mso-position-vertical:absolute;mso-position-vertical-relative:text;v-text-anchor:top" coordsize="1399540,1270" o:gfxdata="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" path="m,l1399286,e" filled="f" strokeweight=".5pt">
                 <v:path arrowok="t"/>
@@ -1880,13 +1880,13 @@
         <mc:AlternateContent>
           <mc:Choice Requires="wpg">
             <w:drawing>
-              <wp:anchor distT="0" distB="0" distL="0" distR="0" simplePos="0" relativeHeight="487588352" behindDoc="1" locked="0" layoutInCell="1" allowOverlap="1" wp14:anchorId="458E9A75" wp14:editId="60704D94">
+              <wp:anchor distT="0" distB="0" distL="0" distR="0" simplePos="0" relativeHeight="487588352" behindDoc="1" locked="0" layoutInCell="1" allowOverlap="1" wp14:anchorId="458E9A75" wp14:editId="7C9964C6">
                 <wp:simplePos x="0" y="0"/>
                 <wp:positionH relativeFrom="page">
                   <wp:posOffset>1791970</wp:posOffset>
                 </wp:positionH>
                 <wp:positionV relativeFrom="paragraph">
-                  <wp:posOffset>262486</wp:posOffset>
+                  <wp:posOffset>299200</wp:posOffset>
                 </wp:positionV>
                 <wp:extent cx="4026535" cy="1219835"/>
                 <wp:effectExtent l="0" t="0" r="0" b="8890"/>
@@ -1952,7 +1952,6 @@
                           <w:txbxContent>
                             <w:p>
                               <w:pPr>
-                                <w:spacing w:before="63"/>
                                 <w:rPr>
                                   <w:b/>
                                   <w:sz w:val="13"/>
@@ -1977,7 +1976,7 @@
                                   <w:w w:val="105"/>
                                   <w:sz w:val="13"/>
                                 </w:rPr>
-                                <w:t xml:space="preserve">     </w:t>
+                                <w:t xml:space="preserve"> </w:t>
                               </w:r>
                               <w:r>
                                 <w:rPr>
@@ -2068,8 +2067,6 @@
                             </w:p>
                             <w:p>
                               <w:pPr>
-                                <w:spacing w:before="40"/>
-                                <w:ind w:left="1542"/>
                                 <w:rPr>
                                   <w:b/>
                                   <w:color w:val="4040B3"/>
@@ -2077,6 +2074,15 @@
                                   <w:sz w:val="13"/>
                                 </w:rPr>
                               </w:pPr>
+                              <w:r>
+                                <w:rPr>
+                                  <w:b/>
+                                  <w:color w:val="4040B3"/>
+                                  <w:w w:val="105"/>
+                                  <w:sz w:val="13"/>
+                                </w:rPr>
+                                <w:t xml:space="preserve">                                        </w:t>
+                              </w:r>
                               <w:r>
                                 <w:rPr>
                                   <w:b/>
@@ -2108,7 +2114,7 @@
                             </w:p>
                             <w:p>
                               <w:pPr>
-                                <w:spacing w:before="40" w:line="331" w:lineRule="auto"/>
+                                <w:spacing w:before="60" w:after="80" w:line="331" w:lineRule="auto"/>
                                 <w:ind w:left="221" w:right="646"/>
                                 <w:rPr>
                                   <w:b/>
@@ -2124,16 +2130,7 @@
                                   <w:w w:val="105"/>
                                   <w:sz w:val="13"/>
                                 </w:rPr>
-                                <w:t xml:space="preserve">                                       </w:t>
-                              </w:r>
-                              <w:r>
-                                <w:rPr>
-                                  <w:b/>
-                                  <w:color w:val="4040B3"/>
-                                  <w:w w:val="105"/>
-                                  <w:sz w:val="13"/>
-                                </w:rPr>
-                                <w:t>Действителен:</w:t>
+                                <w:t xml:space="preserve">                                  Действителен:</w:t>
                               </w:r>
                               <w:r>
                                 <w:rPr>
@@ -2214,7 +2211,7 @@
                             </w:p>
                             <w:p>
                               <w:pPr>
-                                <w:spacing w:line="331" w:lineRule="auto"/>
+                                <w:spacing w:before="20" w:line="331" w:lineRule="auto"/>
                                 <w:ind w:right="644"/>
                                 <w:rPr>
                                   <w:b/>
@@ -2265,16 +2262,7 @@
                                   <w:w w:val="105"/>
                                   <w:sz w:val="13"/>
                                 </w:rPr>
-                                <w:t xml:space="preserve">        </w:t>
-                              </w:r>
-                              <w:r>
-                                <w:rPr>
-                                  <w:b/>
-                                  <w:color w:val="4040B3"/>
-                                  <w:w w:val="105"/>
-                                  <w:sz w:val="13"/>
-                                </w:rPr>
-                                <w:t xml:space="preserve">СЛУЖБЫ ПО ЦЕНТРАЛИЗОВАННОЙ ОБРАБОТКЕ ДАННЫХ </w:t>
+                                <w:t xml:space="preserve">        СЛУЖБЫ ПО ЦЕНТРАЛИЗОВАННОЙ ОБРАБОТКЕ ДАННЫХ </w:t>
                               </w:r>
                             </w:p>
                             <w:p>
@@ -2309,7 +2297,7 @@
           </mc:Choice>
           <mc:Fallback>
             <w:pict>
-              <v:group w14:anchorId="458E9A75" id="Group 8" o:spid="_x0000_s1026" style="position:absolute;margin-left:141.1pt;margin-top:20.65pt;width:317.05pt;height:96.05pt;z-index:-15728128;mso-wrap-distance-left:0;mso-wrap-distance-right:0;mso-position-horizontal-relative:page;mso-width-relative:margin;mso-height-relative:margin" coordorigin="-215,4791" coordsize="40274,12208" o:gfxdata="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">
+              <v:group w14:anchorId="458E9A75" id="Group 8" o:spid="_x0000_s1026" style="position:absolute;margin-left:141.1pt;margin-top:23.55pt;width:317.05pt;height:96.05pt;z-index:-15728128;mso-wrap-distance-left:0;mso-wrap-distance-right:0;mso-position-horizontal-relative:page;mso-width-relative:margin;mso-height-relative:margin" coordorigin="-215,4791" coordsize="40274,12208" o:gfxdata="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">
                 <v:shapetype id="_x0000_t75" coordsize="21600,21600" o:spt="75" o:preferrelative="t" path="m@4@5l@4@11@9@11@9@5xe" filled="f" stroked="f">
                   <v:stroke joinstyle="miter"/>
                   <v:formulas>
@@ -2341,7 +2329,6 @@
                     <w:txbxContent>
                       <w:p>
                         <w:pPr>
-                          <w:spacing w:before="63"/>
                           <w:rPr>
                             <w:b/>
                             <w:sz w:val="13"/>
@@ -2366,7 +2353,7 @@
                             <w:w w:val="105"/>
                             <w:sz w:val="13"/>
                           </w:rPr>
-                          <w:t xml:space="preserve">     </w:t>
+                          <w:t xml:space="preserve"> </w:t>
                         </w:r>
                         <w:r>
                           <w:rPr>
@@ -2457,8 +2444,6 @@
                       </w:p>
                       <w:p>
                         <w:pPr>
-                          <w:spacing w:before="40"/>
-                          <w:ind w:left="1542"/>
                           <w:rPr>
                             <w:b/>
                             <w:color w:val="4040B3"/>
@@ -2466,6 +2451,15 @@
                             <w:sz w:val="13"/>
                           </w:rPr>
                         </w:pPr>
+                        <w:r>
+                          <w:rPr>
+                            <w:b/>
+                            <w:color w:val="4040B3"/>
+                            <w:w w:val="105"/>
+                            <w:sz w:val="13"/>
+                          </w:rPr>
+                          <w:t xml:space="preserve">                                        </w:t>
+                        </w:r>
                         <w:r>
                           <w:rPr>
                             <w:b/>
@@ -2497,7 +2491,7 @@
                       </w:p>
                       <w:p>
                         <w:pPr>
-                          <w:spacing w:before="40" w:line="331" w:lineRule="auto"/>
+                          <w:spacing w:before="60" w:after="80" w:line="331" w:lineRule="auto"/>
                           <w:ind w:left="221" w:right="646"/>
                           <w:rPr>
                             <w:b/>
@@ -2513,16 +2507,7 @@
                             <w:w w:val="105"/>
                             <w:sz w:val="13"/>
                           </w:rPr>
-                          <w:t xml:space="preserve">                                       </w:t>
-                        </w:r>
-                        <w:r>
-                          <w:rPr>
-                            <w:b/>
-                            <w:color w:val="4040B3"/>
-                            <w:w w:val="105"/>
-                            <w:sz w:val="13"/>
-                          </w:rPr>
-                          <w:t>Действителен:</w:t>
+                          <w:t xml:space="preserve">                                  Действителен:</w:t>
                         </w:r>
                         <w:r>
                           <w:rPr>
@@ -2603,7 +2588,7 @@
                       </w:p>
                       <w:p>
                         <w:pPr>
-                          <w:spacing w:line="331" w:lineRule="auto"/>
+                          <w:spacing w:before="20" w:line="331" w:lineRule="auto"/>
                           <w:ind w:right="644"/>
                           <w:rPr>
                             <w:b/>
@@ -2654,16 +2639,7 @@
                             <w:w w:val="105"/>
                             <w:sz w:val="13"/>
                           </w:rPr>
-                          <w:t xml:space="preserve">        </w:t>
-                        </w:r>
-                        <w:r>
-                          <w:rPr>
-                            <w:b/>
-                            <w:color w:val="4040B3"/>
-                            <w:w w:val="105"/>
-                            <w:sz w:val="13"/>
-                          </w:rPr>
-                          <w:t xml:space="preserve">СЛУЖБЫ ПО ЦЕНТРАЛИЗОВАННОЙ ОБРАБОТКЕ ДАННЫХ </w:t>
+                          <w:t xml:space="preserve">        СЛУЖБЫ ПО ЦЕНТРАЛИЗОВАННОЙ ОБРАБОТКЕ ДАННЫХ </w:t>
                         </w:r>
                       </w:p>
                       <w:p>
@@ -2779,7 +2755,7 @@
               </wp:inline>
             </w:drawing>
           </mc:Choice>
-          <mc:Fallback xmlns:w16sdtfl="http://schemas.microsoft.com/office/word/2024/wordml/sdtformatlock" xmlns:w16sdtdh="http://schemas.microsoft.com/office/word/2020/wordml/sdtdatahash" xmlns:w16du="http://schemas.microsoft.com/office/word/2023/wordml/word16du" xmlns:w16="http://schemas.microsoft.com/office/word/2018/wordml" xmlns:w16cex="http://schemas.microsoft.com/office/word/2018/wordml/cex" xmlns:oel="http://schemas.microsoft.com/office/2019/extlst">
+          <mc:Fallback xmlns:oel="http://schemas.microsoft.com/office/2019/extlst" xmlns:w16cex="http://schemas.microsoft.com/office/word/2018/wordml/cex" xmlns:w16="http://schemas.microsoft.com/office/word/2018/wordml" xmlns:w16du="http://schemas.microsoft.com/office/word/2023/wordml/word16du" xmlns:w16sdtdh="http://schemas.microsoft.com/office/word/2020/wordml/sdtdatahash" xmlns:w16sdtfl="http://schemas.microsoft.com/office/word/2024/wordml/sdtformatlock">
             <w:pict>
               <v:group w14:anchorId="48359383" id="Group 11" o:spid="_x0000_s1026" style="width:200pt;height:.1pt;mso-position-horizontal-relative:char;mso-position-vertical-relative:line" coordsize="25400,12" o:gfxdata="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">
                 <v:shape id="Graphic 12" o:spid="_x0000_s1027" style="position:absolute;top:6;width:25400;height:13;visibility:visible;mso-wrap-style:square;v-text-anchor:top" coordsize="2540000,1270" o:gfxdata="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" path="m,l2539999,e" filled="f" strokecolor="#231f20" strokeweight=".1pt">
@@ -3689,7 +3665,7 @@
 </file>
 
 <file path=customXml/itemProps1.xml><?xml version="1.0" encoding="utf-8"?>
-<ds:datastoreItem xmlns:ds="http://schemas.openxmlformats.org/officeDocument/2006/customXml" ds:itemID="{F0D581A0-9879-46FD-88A8-4A3DC20A01FE}">
+<ds:datastoreItem xmlns:ds="http://schemas.openxmlformats.org/officeDocument/2006/customXml" ds:itemID="{C03AC0C5-187E-4B9F-9D33-1E49DC9A3F5B}">
   <ds:schemaRefs>
     <ds:schemaRef ds:uri="http://schemas.openxmlformats.org/officeDocument/2006/bibliography"/>
   </ds:schemaRefs>

--- a/templates/docx/npd_certificate_lkn_template.docx
+++ b/templates/docx/npd_certificate_lkn_template.docx
@@ -421,7 +421,7 @@
               </wp:anchor>
             </w:drawing>
           </mc:Choice>
-          <mc:Fallback xmlns:oel="http://schemas.microsoft.com/office/2019/extlst" xmlns:w16cex="http://schemas.microsoft.com/office/word/2018/wordml/cex" xmlns:w16="http://schemas.microsoft.com/office/word/2018/wordml" xmlns:w16du="http://schemas.microsoft.com/office/word/2023/wordml/word16du" xmlns:w16sdtdh="http://schemas.microsoft.com/office/word/2020/wordml/sdtdatahash" xmlns:w16sdtfl="http://schemas.microsoft.com/office/word/2024/wordml/sdtformatlock">
+          <mc:Fallback xmlns:w16sdtfl="http://schemas.microsoft.com/office/word/2024/wordml/sdtformatlock" xmlns:w16sdtdh="http://schemas.microsoft.com/office/word/2020/wordml/sdtdatahash" xmlns:w16du="http://schemas.microsoft.com/office/word/2023/wordml/word16du" xmlns:w16="http://schemas.microsoft.com/office/word/2018/wordml" xmlns:w16cex="http://schemas.microsoft.com/office/word/2018/wordml/cex" xmlns:oel="http://schemas.microsoft.com/office/2019/extlst">
             <w:pict>
               <v:shape w14:anchorId="57240F72" id="Graphic 4" o:spid="_x0000_s1026" style="position:absolute;margin-left:26.6pt;margin-top:2.9pt;width:64.8pt;height:3.6pt;z-index:487592448;visibility:visible;mso-wrap-style:square;mso-width-percent:0;mso-height-percent:0;mso-wrap-distance-left:0;mso-wrap-distance-top:0;mso-wrap-distance-right:0;mso-wrap-distance-bottom:0;mso-position-horizontal:absolute;mso-position-horizontal-relative:margin;mso-position-vertical:absolute;mso-position-vertical-relative:text;mso-width-percent:0;mso-height-percent:0;mso-width-relative:margin;mso-height-relative:margin;v-text-anchor:top" coordsize="1399540,45719" o:gfxdata="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" path="m,l1399158,e" filled="f" strokeweight=".5pt">
                 <v:path arrowok="t"/>
@@ -543,7 +543,7 @@
               </wp:anchor>
             </w:drawing>
           </mc:Choice>
-          <mc:Fallback xmlns:oel="http://schemas.microsoft.com/office/2019/extlst" xmlns:w16cex="http://schemas.microsoft.com/office/word/2018/wordml/cex" xmlns:w16="http://schemas.microsoft.com/office/word/2018/wordml" xmlns:w16du="http://schemas.microsoft.com/office/word/2023/wordml/word16du" xmlns:w16sdtdh="http://schemas.microsoft.com/office/word/2020/wordml/sdtdatahash" xmlns:w16sdtfl="http://schemas.microsoft.com/office/word/2024/wordml/sdtformatlock">
+          <mc:Fallback xmlns:w16sdtfl="http://schemas.microsoft.com/office/word/2024/wordml/sdtformatlock" xmlns:w16sdtdh="http://schemas.microsoft.com/office/word/2020/wordml/sdtdatahash" xmlns:w16du="http://schemas.microsoft.com/office/word/2023/wordml/word16du" xmlns:w16="http://schemas.microsoft.com/office/word/2018/wordml" xmlns:w16cex="http://schemas.microsoft.com/office/word/2018/wordml/cex" xmlns:oel="http://schemas.microsoft.com/office/2019/extlst">
             <w:pict>
               <v:shape w14:anchorId="009E4397" id="Graphic 1" o:spid="_x0000_s1026" style="position:absolute;margin-left:54.6pt;margin-top:7.9pt;width:495.8pt;height:3.6pt;flip:y;z-index:15731200;visibility:visible;mso-wrap-style:square;mso-height-percent:0;mso-wrap-distance-left:0;mso-wrap-distance-top:0;mso-wrap-distance-right:0;mso-wrap-distance-bottom:0;mso-position-horizontal:absolute;mso-position-horizontal-relative:page;mso-position-vertical:absolute;mso-position-vertical-relative:text;mso-height-percent:0;mso-height-relative:margin;v-text-anchor:top" coordsize="6296660,45720" o:gfxdata="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" path="m,l6296660,e" filled="f" strokeweight=".5pt">
                 <v:path arrowok="t"/>
@@ -813,7 +813,7 @@
               </wp:anchor>
             </w:drawing>
           </mc:Choice>
-          <mc:Fallback xmlns:oel="http://schemas.microsoft.com/office/2019/extlst" xmlns:w16cex="http://schemas.microsoft.com/office/word/2018/wordml/cex" xmlns:w16="http://schemas.microsoft.com/office/word/2018/wordml" xmlns:w16du="http://schemas.microsoft.com/office/word/2023/wordml/word16du" xmlns:w16sdtdh="http://schemas.microsoft.com/office/word/2020/wordml/sdtdatahash" xmlns:w16sdtfl="http://schemas.microsoft.com/office/word/2024/wordml/sdtformatlock">
+          <mc:Fallback xmlns:w16sdtfl="http://schemas.microsoft.com/office/word/2024/wordml/sdtformatlock" xmlns:w16sdtdh="http://schemas.microsoft.com/office/word/2020/wordml/sdtdatahash" xmlns:w16du="http://schemas.microsoft.com/office/word/2023/wordml/word16du" xmlns:w16="http://schemas.microsoft.com/office/word/2018/wordml" xmlns:w16cex="http://schemas.microsoft.com/office/word/2018/wordml/cex" xmlns:oel="http://schemas.microsoft.com/office/2019/extlst">
             <w:pict>
               <v:shape w14:anchorId="0133628D" id="Graphic 4" o:spid="_x0000_s1026" style="position:absolute;margin-left:43.4pt;margin-top:.1pt;width:81pt;height:4.8pt;z-index:487594496;visibility:visible;mso-wrap-style:square;mso-width-percent:0;mso-height-percent:0;mso-wrap-distance-left:0;mso-wrap-distance-top:0;mso-wrap-distance-right:0;mso-wrap-distance-bottom:0;mso-position-horizontal:absolute;mso-position-horizontal-relative:margin;mso-position-vertical:absolute;mso-position-vertical-relative:text;mso-width-percent:0;mso-height-percent:0;mso-width-relative:margin;mso-height-relative:margin;v-text-anchor:top" coordsize="1399540,60960" o:gfxdata="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" path="m,l1399158,e" filled="f" strokeweight=".5pt">
                 <v:path arrowok="t"/>
@@ -928,7 +928,7 @@
               </wp:anchor>
             </w:drawing>
           </mc:Choice>
-          <mc:Fallback xmlns:oel="http://schemas.microsoft.com/office/2019/extlst" xmlns:w16cex="http://schemas.microsoft.com/office/word/2018/wordml/cex" xmlns:w16="http://schemas.microsoft.com/office/word/2018/wordml" xmlns:w16du="http://schemas.microsoft.com/office/word/2023/wordml/word16du" xmlns:w16sdtdh="http://schemas.microsoft.com/office/word/2020/wordml/sdtdatahash" xmlns:w16sdtfl="http://schemas.microsoft.com/office/word/2024/wordml/sdtformatlock">
+          <mc:Fallback xmlns:w16sdtfl="http://schemas.microsoft.com/office/word/2024/wordml/sdtformatlock" xmlns:w16sdtdh="http://schemas.microsoft.com/office/word/2020/wordml/sdtdatahash" xmlns:w16du="http://schemas.microsoft.com/office/word/2023/wordml/word16du" xmlns:w16="http://schemas.microsoft.com/office/word/2018/wordml" xmlns:w16cex="http://schemas.microsoft.com/office/word/2018/wordml/cex" xmlns:oel="http://schemas.microsoft.com/office/2019/extlst">
             <w:pict>
               <v:shape w14:anchorId="69E842DA" id="Graphic 4" o:spid="_x0000_s1026" style="position:absolute;margin-left:221.95pt;margin-top:34.55pt;width:110.2pt;height:.1pt;z-index:15731712;visibility:visible;mso-wrap-style:square;mso-wrap-distance-left:0;mso-wrap-distance-top:0;mso-wrap-distance-right:0;mso-wrap-distance-bottom:0;mso-position-horizontal:absolute;mso-position-horizontal-relative:page;mso-position-vertical:absolute;mso-position-vertical-relative:text;v-text-anchor:top" coordsize="1399540,1270" o:gfxdata="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" path="m,l1399158,e" filled="f" strokeweight=".5pt">
                 <v:path arrowok="t"/>
@@ -1127,7 +1127,7 @@
               </wp:anchor>
             </w:drawing>
           </mc:Choice>
-          <mc:Fallback xmlns:oel="http://schemas.microsoft.com/office/2019/extlst" xmlns:w16cex="http://schemas.microsoft.com/office/word/2018/wordml/cex" xmlns:w16="http://schemas.microsoft.com/office/word/2018/wordml" xmlns:w16du="http://schemas.microsoft.com/office/word/2023/wordml/word16du" xmlns:w16sdtdh="http://schemas.microsoft.com/office/word/2020/wordml/sdtdatahash" xmlns:w16sdtfl="http://schemas.microsoft.com/office/word/2024/wordml/sdtformatlock">
+          <mc:Fallback xmlns:w16sdtfl="http://schemas.microsoft.com/office/word/2024/wordml/sdtformatlock" xmlns:w16sdtdh="http://schemas.microsoft.com/office/word/2020/wordml/sdtdatahash" xmlns:w16du="http://schemas.microsoft.com/office/word/2023/wordml/word16du" xmlns:w16="http://schemas.microsoft.com/office/word/2018/wordml" xmlns:w16cex="http://schemas.microsoft.com/office/word/2018/wordml/cex" xmlns:oel="http://schemas.microsoft.com/office/2019/extlst">
             <w:pict>
               <v:shape w14:anchorId="6AF59207" id="Graphic 5" o:spid="_x0000_s1026" style="position:absolute;margin-left:442.3pt;margin-top:16.25pt;width:110.2pt;height:.1pt;z-index:15732224;visibility:visible;mso-wrap-style:square;mso-wrap-distance-left:0;mso-wrap-distance-top:0;mso-wrap-distance-right:0;mso-wrap-distance-bottom:0;mso-position-horizontal:absolute;mso-position-horizontal-relative:page;mso-position-vertical:absolute;mso-position-vertical-relative:text;v-text-anchor:top" coordsize="1399540,1270" o:gfxdata="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" path="m,l1399286,e" filled="f" strokeweight=".5pt">
                 <v:path arrowok="t"/>
@@ -1804,73 +1804,73 @@
           <w:sz w:val="20"/>
         </w:rPr>
       </w:pPr>
-    </w:p>
-    <w:p>
-      <w:pPr>
-        <w:rPr>
-          <w:bCs/>
-          <w:sz w:val="20"/>
-        </w:rPr>
-      </w:pPr>
-    </w:p>
-    <w:p>
-      <w:pPr>
-        <w:rPr>
-          <w:bCs/>
-          <w:sz w:val="20"/>
-        </w:rPr>
-      </w:pPr>
-    </w:p>
-    <w:p>
-      <w:pPr>
-        <w:rPr>
-          <w:bCs/>
-          <w:sz w:val="20"/>
-        </w:rPr>
-      </w:pPr>
-    </w:p>
-    <w:p>
-      <w:pPr>
-        <w:rPr>
-          <w:bCs/>
-          <w:sz w:val="20"/>
-        </w:rPr>
-      </w:pPr>
-    </w:p>
-    <w:p>
-      <w:pPr>
-        <w:rPr>
-          <w:bCs/>
-          <w:sz w:val="20"/>
-        </w:rPr>
-      </w:pPr>
-    </w:p>
-    <w:p>
-      <w:pPr>
-        <w:rPr>
-          <w:bCs/>
-          <w:sz w:val="20"/>
-        </w:rPr>
-      </w:pPr>
-    </w:p>
-    <w:p>
-      <w:pPr>
-        <w:rPr>
-          <w:bCs/>
-          <w:sz w:val="20"/>
-        </w:rPr>
-      </w:pPr>
-    </w:p>
-    <w:p>
-      <w:pPr>
-        <w:spacing w:before="155"/>
-        <w:rPr>
-          <w:b/>
-          <w:sz w:val="20"/>
-        </w:rPr>
-      </w:pPr>
       <w:bookmarkStart w:id="1" w:name="_GoBack"/>
       <w:bookmarkEnd w:id="1"/>
+    </w:p>
+    <w:p>
+      <w:pPr>
+        <w:rPr>
+          <w:bCs/>
+          <w:sz w:val="20"/>
+        </w:rPr>
+      </w:pPr>
+    </w:p>
+    <w:p>
+      <w:pPr>
+        <w:rPr>
+          <w:bCs/>
+          <w:sz w:val="20"/>
+        </w:rPr>
+      </w:pPr>
+    </w:p>
+    <w:p>
+      <w:pPr>
+        <w:rPr>
+          <w:bCs/>
+          <w:sz w:val="20"/>
+        </w:rPr>
+      </w:pPr>
+    </w:p>
+    <w:p>
+      <w:pPr>
+        <w:rPr>
+          <w:bCs/>
+          <w:sz w:val="20"/>
+        </w:rPr>
+      </w:pPr>
+    </w:p>
+    <w:p>
+      <w:pPr>
+        <w:rPr>
+          <w:bCs/>
+          <w:sz w:val="20"/>
+        </w:rPr>
+      </w:pPr>
+    </w:p>
+    <w:p>
+      <w:pPr>
+        <w:rPr>
+          <w:bCs/>
+          <w:sz w:val="20"/>
+        </w:rPr>
+      </w:pPr>
+    </w:p>
+    <w:p>
+      <w:pPr>
+        <w:rPr>
+          <w:bCs/>
+          <w:sz w:val="20"/>
+        </w:rPr>
+      </w:pPr>
+    </w:p>
+    <w:p>
+      <w:pPr>
+        <w:spacing w:before="155"/>
+        <w:rPr>
+          <w:b/>
+          <w:sz w:val="20"/>
+        </w:rPr>
+      </w:pPr>
       <w:r>
         <w:rPr>
           <w:b/>
@@ -1880,15 +1880,15 @@
         <mc:AlternateContent>
           <mc:Choice Requires="wpg">
             <w:drawing>
-              <wp:anchor distT="0" distB="0" distL="0" distR="0" simplePos="0" relativeHeight="487588352" behindDoc="1" locked="0" layoutInCell="1" allowOverlap="1" wp14:anchorId="458E9A75" wp14:editId="7C9964C6">
+              <wp:anchor distT="0" distB="0" distL="0" distR="0" simplePos="0" relativeHeight="487588352" behindDoc="1" locked="0" layoutInCell="1" allowOverlap="1" wp14:anchorId="458E9A75" wp14:editId="74CFE645">
                 <wp:simplePos x="0" y="0"/>
                 <wp:positionH relativeFrom="page">
-                  <wp:posOffset>1791970</wp:posOffset>
+                  <wp:posOffset>1790700</wp:posOffset>
                 </wp:positionH>
                 <wp:positionV relativeFrom="paragraph">
-                  <wp:posOffset>299200</wp:posOffset>
+                  <wp:posOffset>267970</wp:posOffset>
                 </wp:positionV>
-                <wp:extent cx="4026535" cy="1219835"/>
+                <wp:extent cx="4457700" cy="1286510"/>
                 <wp:effectExtent l="0" t="0" r="0" b="8890"/>
                 <wp:wrapTopAndBottom/>
                 <wp:docPr id="8" name="Group 8"/>
@@ -1904,9 +1904,9 @@
                       <wpg:grpSpPr>
                         <a:xfrm>
                           <a:off x="0" y="0"/>
-                          <a:ext cx="4026535" cy="1219835"/>
+                          <a:ext cx="4457700" cy="1286510"/>
                           <a:chOff x="-21553" y="479141"/>
-                          <a:chExt cx="4027492" cy="1220831"/>
+                          <a:chExt cx="4173776" cy="1220831"/>
                         </a:xfrm>
                       </wpg:grpSpPr>
                       <pic:pic xmlns:pic="http://schemas.openxmlformats.org/drawingml/2006/picture">
@@ -1942,7 +1942,7 @@
                         <wps:spPr>
                           <a:xfrm>
                             <a:off x="-21553" y="516116"/>
-                            <a:ext cx="3984899" cy="1155489"/>
+                            <a:ext cx="4173776" cy="1155489"/>
                           </a:xfrm>
                           <a:prstGeom prst="rect">
                             <a:avLst/>
@@ -1954,7 +1954,8 @@
                               <w:pPr>
                                 <w:rPr>
                                   <w:b/>
-                                  <w:sz w:val="13"/>
+                                  <w:sz w:val="15"/>
+                                  <w:szCs w:val="15"/>
                                 </w:rPr>
                               </w:pPr>
                             </w:p>
@@ -1966,7 +1967,8 @@
                                   <w:color w:val="3B2CBE"/>
                                   <w:spacing w:val="40"/>
                                   <w:w w:val="105"/>
-                                  <w:sz w:val="13"/>
+                                  <w:sz w:val="15"/>
+                                  <w:szCs w:val="15"/>
                                 </w:rPr>
                               </w:pPr>
                               <w:r>
@@ -1974,16 +1976,18 @@
                                   <w:b/>
                                   <w:color w:val="3B2CBE"/>
                                   <w:w w:val="105"/>
-                                  <w:sz w:val="13"/>
+                                  <w:sz w:val="15"/>
+                                  <w:szCs w:val="15"/>
                                 </w:rPr>
-                                <w:t xml:space="preserve"> </w:t>
+                                <w:t xml:space="preserve">      </w:t>
                               </w:r>
                               <w:r>
                                 <w:rPr>
                                   <w:b/>
                                   <w:color w:val="3B2CBE"/>
                                   <w:w w:val="105"/>
-                                  <w:sz w:val="13"/>
+                                  <w:sz w:val="15"/>
+                                  <w:szCs w:val="15"/>
                                 </w:rPr>
                                 <w:t>ДОКУМЕНТ</w:t>
                               </w:r>
@@ -1993,7 +1997,8 @@
                                   <w:color w:val="3B2CBE"/>
                                   <w:spacing w:val="-8"/>
                                   <w:w w:val="105"/>
-                                  <w:sz w:val="13"/>
+                                  <w:sz w:val="15"/>
+                                  <w:szCs w:val="15"/>
                                 </w:rPr>
                                 <w:t xml:space="preserve"> </w:t>
                               </w:r>
@@ -2003,14 +2008,16 @@
                                   <w:color w:val="3B2CBE"/>
                                   <w:spacing w:val="-2"/>
                                   <w:w w:val="105"/>
-                                  <w:sz w:val="13"/>
+                                  <w:sz w:val="15"/>
+                                  <w:szCs w:val="15"/>
                                 </w:rPr>
                                 <w:t>ПОДПИСАН</w:t>
                               </w:r>
                               <w:r>
                                 <w:rPr>
                                   <w:b/>
-                                  <w:sz w:val="13"/>
+                                  <w:sz w:val="15"/>
+                                  <w:szCs w:val="15"/>
                                 </w:rPr>
                                 <w:t xml:space="preserve"> </w:t>
                               </w:r>
@@ -2019,7 +2026,8 @@
                                   <w:b/>
                                   <w:color w:val="3B2CBE"/>
                                   <w:w w:val="105"/>
-                                  <w:sz w:val="13"/>
+                                  <w:sz w:val="15"/>
+                                  <w:szCs w:val="15"/>
                                 </w:rPr>
                                 <w:t>ЭЛЕКТРОННОЙ</w:t>
                               </w:r>
@@ -2029,7 +2037,8 @@
                                   <w:color w:val="3B2CBE"/>
                                   <w:spacing w:val="-8"/>
                                   <w:w w:val="105"/>
-                                  <w:sz w:val="13"/>
+                                  <w:sz w:val="15"/>
+                                  <w:szCs w:val="15"/>
                                 </w:rPr>
                                 <w:t xml:space="preserve"> </w:t>
                               </w:r>
@@ -2038,7 +2047,8 @@
                                   <w:b/>
                                   <w:color w:val="3B2CBE"/>
                                   <w:w w:val="105"/>
-                                  <w:sz w:val="13"/>
+                                  <w:sz w:val="15"/>
+                                  <w:szCs w:val="15"/>
                                 </w:rPr>
                                 <w:t>ПОДПИСЬЮ</w:t>
                               </w:r>
@@ -2048,7 +2058,8 @@
                                   <w:color w:val="3B2CBE"/>
                                   <w:spacing w:val="40"/>
                                   <w:w w:val="105"/>
-                                  <w:sz w:val="13"/>
+                                  <w:sz w:val="15"/>
+                                  <w:szCs w:val="15"/>
                                 </w:rPr>
                                 <w:t xml:space="preserve"> </w:t>
                               </w:r>
@@ -2061,7 +2072,8 @@
                                   <w:color w:val="3B2CBE"/>
                                   <w:spacing w:val="40"/>
                                   <w:w w:val="105"/>
-                                  <w:sz w:val="13"/>
+                                  <w:sz w:val="15"/>
+                                  <w:szCs w:val="15"/>
                                 </w:rPr>
                               </w:pPr>
                             </w:p>
@@ -2071,7 +2083,8 @@
                                   <w:b/>
                                   <w:color w:val="4040B3"/>
                                   <w:w w:val="105"/>
-                                  <w:sz w:val="13"/>
+                                  <w:sz w:val="15"/>
+                                  <w:szCs w:val="15"/>
                                 </w:rPr>
                               </w:pPr>
                               <w:r>
@@ -2079,16 +2092,28 @@
                                   <w:b/>
                                   <w:color w:val="4040B3"/>
                                   <w:w w:val="105"/>
-                                  <w:sz w:val="13"/>
+                                  <w:sz w:val="15"/>
+                                  <w:szCs w:val="15"/>
                                 </w:rPr>
-                                <w:t xml:space="preserve">                                        </w:t>
+                                <w:t xml:space="preserve">                                       </w:t>
                               </w:r>
                               <w:r>
                                 <w:rPr>
                                   <w:b/>
                                   <w:color w:val="4040B3"/>
                                   <w:w w:val="105"/>
-                                  <w:sz w:val="13"/>
+                                  <w:sz w:val="15"/>
+                                  <w:szCs w:val="15"/>
+                                </w:rPr>
+                                <w:t xml:space="preserve">  </w:t>
+                              </w:r>
+                              <w:r>
+                                <w:rPr>
+                                  <w:b/>
+                                  <w:color w:val="4040B3"/>
+                                  <w:w w:val="105"/>
+                                  <w:sz w:val="15"/>
+                                  <w:szCs w:val="15"/>
                                 </w:rPr>
                                 <w:t>Сертификат:</w:t>
                               </w:r>
@@ -2098,7 +2123,8 @@
                                   <w:color w:val="4040B3"/>
                                   <w:spacing w:val="-9"/>
                                   <w:w w:val="105"/>
-                                  <w:sz w:val="13"/>
+                                  <w:sz w:val="15"/>
+                                  <w:szCs w:val="15"/>
                                 </w:rPr>
                                 <w:t xml:space="preserve"> </w:t>
                               </w:r>
@@ -2107,7 +2133,8 @@
                                   <w:b/>
                                   <w:color w:val="4040B3"/>
                                   <w:w w:val="105"/>
-                                  <w:sz w:val="13"/>
+                                  <w:sz w:val="15"/>
+                                  <w:szCs w:val="15"/>
                                 </w:rPr>
                                 <w:t>187919908000249499218334791526102343993</w:t>
                               </w:r>
@@ -2120,7 +2147,8 @@
                                   <w:b/>
                                   <w:color w:val="4040B3"/>
                                   <w:w w:val="105"/>
-                                  <w:sz w:val="13"/>
+                                  <w:sz w:val="15"/>
+                                  <w:szCs w:val="15"/>
                                 </w:rPr>
                               </w:pPr>
                               <w:r>
@@ -2128,17 +2156,18 @@
                                   <w:b/>
                                   <w:color w:val="4040B3"/>
                                   <w:w w:val="105"/>
-                                  <w:sz w:val="13"/>
+                                  <w:sz w:val="15"/>
+                                  <w:szCs w:val="15"/>
                                 </w:rPr>
-                                <w:t xml:space="preserve">                                  Действителен:</w:t>
+                                <w:t xml:space="preserve">                                  </w:t>
                               </w:r>
                               <w:r>
                                 <w:rPr>
                                   <w:b/>
                                   <w:color w:val="4040B3"/>
-                                  <w:spacing w:val="-7"/>
                                   <w:w w:val="105"/>
-                                  <w:sz w:val="13"/>
+                                  <w:sz w:val="15"/>
+                                  <w:szCs w:val="15"/>
                                 </w:rPr>
                                 <w:t xml:space="preserve"> </w:t>
                               </w:r>
@@ -2147,7 +2176,29 @@
                                   <w:b/>
                                   <w:color w:val="4040B3"/>
                                   <w:w w:val="105"/>
-                                  <w:sz w:val="13"/>
+                                  <w:sz w:val="15"/>
+                                  <w:szCs w:val="15"/>
+                                </w:rPr>
+                                <w:t>Действителен:</w:t>
+                              </w:r>
+                              <w:r>
+                                <w:rPr>
+                                  <w:b/>
+                                  <w:color w:val="4040B3"/>
+                                  <w:spacing w:val="-7"/>
+                                  <w:w w:val="105"/>
+                                  <w:sz w:val="15"/>
+                                  <w:szCs w:val="15"/>
+                                </w:rPr>
+                                <w:t xml:space="preserve"> </w:t>
+                              </w:r>
+                              <w:r>
+                                <w:rPr>
+                                  <w:b/>
+                                  <w:color w:val="4040B3"/>
+                                  <w:w w:val="105"/>
+                                  <w:sz w:val="15"/>
+                                  <w:szCs w:val="15"/>
                                 </w:rPr>
                                 <w:t>с</w:t>
                               </w:r>
@@ -2157,7 +2208,8 @@
                                   <w:color w:val="4040B3"/>
                                   <w:spacing w:val="-7"/>
                                   <w:w w:val="105"/>
-                                  <w:sz w:val="13"/>
+                                  <w:sz w:val="15"/>
+                                  <w:szCs w:val="15"/>
                                 </w:rPr>
                                 <w:t xml:space="preserve"> </w:t>
                               </w:r>
@@ -2166,7 +2218,8 @@
                                   <w:b/>
                                   <w:color w:val="4040B3"/>
                                   <w:w w:val="105"/>
-                                  <w:sz w:val="13"/>
+                                  <w:sz w:val="15"/>
+                                  <w:szCs w:val="15"/>
                                 </w:rPr>
                                 <w:t>05.03.2025</w:t>
                               </w:r>
@@ -2176,7 +2229,8 @@
                                   <w:color w:val="4040B3"/>
                                   <w:spacing w:val="-7"/>
                                   <w:w w:val="105"/>
-                                  <w:sz w:val="13"/>
+                                  <w:sz w:val="15"/>
+                                  <w:szCs w:val="15"/>
                                 </w:rPr>
                                 <w:t xml:space="preserve"> </w:t>
                               </w:r>
@@ -2185,7 +2239,8 @@
                                   <w:b/>
                                   <w:color w:val="4040B3"/>
                                   <w:w w:val="105"/>
-                                  <w:sz w:val="13"/>
+                                  <w:sz w:val="15"/>
+                                  <w:szCs w:val="15"/>
                                 </w:rPr>
                                 <w:t>по</w:t>
                               </w:r>
@@ -2195,7 +2250,8 @@
                                   <w:color w:val="4040B3"/>
                                   <w:spacing w:val="-7"/>
                                   <w:w w:val="105"/>
-                                  <w:sz w:val="13"/>
+                                  <w:sz w:val="15"/>
+                                  <w:szCs w:val="15"/>
                                 </w:rPr>
                                 <w:t xml:space="preserve"> </w:t>
                               </w:r>
@@ -2204,7 +2260,8 @@
                                   <w:b/>
                                   <w:color w:val="4040B3"/>
                                   <w:w w:val="105"/>
-                                  <w:sz w:val="13"/>
+                                  <w:sz w:val="15"/>
+                                  <w:szCs w:val="15"/>
                                 </w:rPr>
                                 <w:t>29.05.2026</w:t>
                               </w:r>
@@ -2217,20 +2274,23 @@
                                   <w:b/>
                                   <w:color w:val="4040B3"/>
                                   <w:w w:val="105"/>
-                                  <w:sz w:val="13"/>
+                                  <w:sz w:val="15"/>
+                                  <w:szCs w:val="15"/>
                                 </w:rPr>
                               </w:pPr>
                               <w:r>
                                 <w:rPr>
                                   <w:b/>
-                                  <w:sz w:val="13"/>
+                                  <w:sz w:val="15"/>
+                                  <w:szCs w:val="15"/>
                                 </w:rPr>
                                 <w:t xml:space="preserve">       </w:t>
                               </w:r>
                               <w:r>
                                 <w:rPr>
                                   <w:b/>
-                                  <w:sz w:val="13"/>
+                                  <w:sz w:val="15"/>
+                                  <w:szCs w:val="15"/>
                                 </w:rPr>
                                 <w:t xml:space="preserve"> </w:t>
                               </w:r>
@@ -2239,7 +2299,8 @@
                                   <w:b/>
                                   <w:color w:val="4040B3"/>
                                   <w:w w:val="105"/>
-                                  <w:sz w:val="13"/>
+                                  <w:sz w:val="15"/>
+                                  <w:szCs w:val="15"/>
                                 </w:rPr>
                                 <w:t>Владелец: МЕЖРЕГИОНАЛЬНАЯ ИНСПЕКЦИЯ ФЕДЕРАЛЬНОЙ НАЛОГОВОЙ</w:t>
                               </w:r>
@@ -2252,7 +2313,8 @@
                                   <w:b/>
                                   <w:color w:val="4040B3"/>
                                   <w:w w:val="105"/>
-                                  <w:sz w:val="13"/>
+                                  <w:sz w:val="15"/>
+                                  <w:szCs w:val="15"/>
                                 </w:rPr>
                               </w:pPr>
                               <w:r>
@@ -2260,7 +2322,8 @@
                                   <w:b/>
                                   <w:color w:val="4040B3"/>
                                   <w:w w:val="105"/>
-                                  <w:sz w:val="13"/>
+                                  <w:sz w:val="15"/>
+                                  <w:szCs w:val="15"/>
                                 </w:rPr>
                                 <w:t xml:space="preserve">        СЛУЖБЫ ПО ЦЕНТРАЛИЗОВАННОЙ ОБРАБОТКЕ ДАННЫХ </w:t>
                               </w:r>
@@ -2297,7 +2360,7 @@
           </mc:Choice>
           <mc:Fallback>
             <w:pict>
-              <v:group w14:anchorId="458E9A75" id="Group 8" o:spid="_x0000_s1026" style="position:absolute;margin-left:141.1pt;margin-top:23.55pt;width:317.05pt;height:96.05pt;z-index:-15728128;mso-wrap-distance-left:0;mso-wrap-distance-right:0;mso-position-horizontal-relative:page;mso-width-relative:margin;mso-height-relative:margin" coordorigin="-215,4791" coordsize="40274,12208" o:gfxdata="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">
+              <v:group w14:anchorId="458E9A75" id="Group 8" o:spid="_x0000_s1026" style="position:absolute;margin-left:141pt;margin-top:21.1pt;width:351pt;height:101.3pt;z-index:-15728128;mso-wrap-distance-left:0;mso-wrap-distance-right:0;mso-position-horizontal-relative:page;mso-width-relative:margin;mso-height-relative:margin" coordorigin="-215,4791" coordsize="41737,12208" o:gfxdata="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">
                 <v:shapetype id="_x0000_t75" coordsize="21600,21600" o:spt="75" o:preferrelative="t" path="m@4@5l@4@11@9@11@9@5xe" filled="f" stroked="f">
                   <v:stroke joinstyle="miter"/>
                   <v:formulas>
@@ -2324,14 +2387,15 @@
                   <v:stroke joinstyle="miter"/>
                   <v:path gradientshapeok="t" o:connecttype="rect"/>
                 </v:shapetype>
-                <v:shape id="Textbox 10" o:spid="_x0000_s1028" type="#_x0000_t202" style="position:absolute;left:-215;top:5161;width:39848;height:11555;visibility:visible;mso-wrap-style:square;v-text-anchor:top" o:gfxdata="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" filled="f" stroked="f">
+                <v:shape id="Textbox 10" o:spid="_x0000_s1028" type="#_x0000_t202" style="position:absolute;left:-215;top:5161;width:41737;height:11555;visibility:visible;mso-wrap-style:square;v-text-anchor:top" o:gfxdata="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" filled="f" stroked="f">
                   <v:textbox inset="0,0,0,0">
                     <w:txbxContent>
                       <w:p>
                         <w:pPr>
                           <w:rPr>
                             <w:b/>
-                            <w:sz w:val="13"/>
+                            <w:sz w:val="15"/>
+                            <w:szCs w:val="15"/>
                           </w:rPr>
                         </w:pPr>
                       </w:p>
@@ -2343,7 +2407,8 @@
                             <w:color w:val="3B2CBE"/>
                             <w:spacing w:val="40"/>
                             <w:w w:val="105"/>
-                            <w:sz w:val="13"/>
+                            <w:sz w:val="15"/>
+                            <w:szCs w:val="15"/>
                           </w:rPr>
                         </w:pPr>
                         <w:r>
@@ -2351,16 +2416,18 @@
                             <w:b/>
                             <w:color w:val="3B2CBE"/>
                             <w:w w:val="105"/>
-                            <w:sz w:val="13"/>
+                            <w:sz w:val="15"/>
+                            <w:szCs w:val="15"/>
                           </w:rPr>
-                          <w:t xml:space="preserve"> </w:t>
+                          <w:t xml:space="preserve">      </w:t>
                         </w:r>
                         <w:r>
                           <w:rPr>
                             <w:b/>
                             <w:color w:val="3B2CBE"/>
                             <w:w w:val="105"/>
-                            <w:sz w:val="13"/>
+                            <w:sz w:val="15"/>
+                            <w:szCs w:val="15"/>
                           </w:rPr>
                           <w:t>ДОКУМЕНТ</w:t>
                         </w:r>
@@ -2370,7 +2437,8 @@
                             <w:color w:val="3B2CBE"/>
                             <w:spacing w:val="-8"/>
                             <w:w w:val="105"/>
-                            <w:sz w:val="13"/>
+                            <w:sz w:val="15"/>
+                            <w:szCs w:val="15"/>
                           </w:rPr>
                           <w:t xml:space="preserve"> </w:t>
                         </w:r>
@@ -2380,14 +2448,16 @@
                             <w:color w:val="3B2CBE"/>
                             <w:spacing w:val="-2"/>
                             <w:w w:val="105"/>
-                            <w:sz w:val="13"/>
+                            <w:sz w:val="15"/>
+                            <w:szCs w:val="15"/>
                           </w:rPr>
                           <w:t>ПОДПИСАН</w:t>
                         </w:r>
                         <w:r>
                           <w:rPr>
                             <w:b/>
-                            <w:sz w:val="13"/>
+                            <w:sz w:val="15"/>
+                            <w:szCs w:val="15"/>
                           </w:rPr>
                           <w:t xml:space="preserve"> </w:t>
                         </w:r>
@@ -2396,7 +2466,8 @@
                             <w:b/>
                             <w:color w:val="3B2CBE"/>
                             <w:w w:val="105"/>
-                            <w:sz w:val="13"/>
+                            <w:sz w:val="15"/>
+                            <w:szCs w:val="15"/>
                           </w:rPr>
                           <w:t>ЭЛЕКТРОННОЙ</w:t>
                         </w:r>
@@ -2406,7 +2477,8 @@
                             <w:color w:val="3B2CBE"/>
                             <w:spacing w:val="-8"/>
                             <w:w w:val="105"/>
-                            <w:sz w:val="13"/>
+                            <w:sz w:val="15"/>
+                            <w:szCs w:val="15"/>
                           </w:rPr>
                           <w:t xml:space="preserve"> </w:t>
                         </w:r>
@@ -2415,7 +2487,8 @@
                             <w:b/>
                             <w:color w:val="3B2CBE"/>
                             <w:w w:val="105"/>
-                            <w:sz w:val="13"/>
+                            <w:sz w:val="15"/>
+                            <w:szCs w:val="15"/>
                           </w:rPr>
                           <w:t>ПОДПИСЬЮ</w:t>
                         </w:r>
@@ -2425,7 +2498,8 @@
                             <w:color w:val="3B2CBE"/>
                             <w:spacing w:val="40"/>
                             <w:w w:val="105"/>
-                            <w:sz w:val="13"/>
+                            <w:sz w:val="15"/>
+                            <w:szCs w:val="15"/>
                           </w:rPr>
                           <w:t xml:space="preserve"> </w:t>
                         </w:r>
@@ -2438,7 +2512,8 @@
                             <w:color w:val="3B2CBE"/>
                             <w:spacing w:val="40"/>
                             <w:w w:val="105"/>
-                            <w:sz w:val="13"/>
+                            <w:sz w:val="15"/>
+                            <w:szCs w:val="15"/>
                           </w:rPr>
                         </w:pPr>
                       </w:p>
@@ -2448,7 +2523,8 @@
                             <w:b/>
                             <w:color w:val="4040B3"/>
                             <w:w w:val="105"/>
-                            <w:sz w:val="13"/>
+                            <w:sz w:val="15"/>
+                            <w:szCs w:val="15"/>
                           </w:rPr>
                         </w:pPr>
                         <w:r>
@@ -2456,16 +2532,28 @@
                             <w:b/>
                             <w:color w:val="4040B3"/>
                             <w:w w:val="105"/>
-                            <w:sz w:val="13"/>
+                            <w:sz w:val="15"/>
+                            <w:szCs w:val="15"/>
                           </w:rPr>
-                          <w:t xml:space="preserve">                                        </w:t>
+                          <w:t xml:space="preserve">                                       </w:t>
                         </w:r>
                         <w:r>
                           <w:rPr>
                             <w:b/>
                             <w:color w:val="4040B3"/>
                             <w:w w:val="105"/>
-                            <w:sz w:val="13"/>
+                            <w:sz w:val="15"/>
+                            <w:szCs w:val="15"/>
+                          </w:rPr>
+                          <w:t xml:space="preserve">  </w:t>
+                        </w:r>
+                        <w:r>
+                          <w:rPr>
+                            <w:b/>
+                            <w:color w:val="4040B3"/>
+                            <w:w w:val="105"/>
+                            <w:sz w:val="15"/>
+                            <w:szCs w:val="15"/>
                           </w:rPr>
                           <w:t>Сертификат:</w:t>
                         </w:r>
@@ -2475,7 +2563,8 @@
                             <w:color w:val="4040B3"/>
                             <w:spacing w:val="-9"/>
                             <w:w w:val="105"/>
-                            <w:sz w:val="13"/>
+                            <w:sz w:val="15"/>
+                            <w:szCs w:val="15"/>
                           </w:rPr>
                           <w:t xml:space="preserve"> </w:t>
                         </w:r>
@@ -2484,7 +2573,8 @@
                             <w:b/>
                             <w:color w:val="4040B3"/>
                             <w:w w:val="105"/>
-                            <w:sz w:val="13"/>
+                            <w:sz w:val="15"/>
+                            <w:szCs w:val="15"/>
                           </w:rPr>
                           <w:t>187919908000249499218334791526102343993</w:t>
                         </w:r>
@@ -2497,7 +2587,8 @@
                             <w:b/>
                             <w:color w:val="4040B3"/>
                             <w:w w:val="105"/>
-                            <w:sz w:val="13"/>
+                            <w:sz w:val="15"/>
+                            <w:szCs w:val="15"/>
                           </w:rPr>
                         </w:pPr>
                         <w:r>
@@ -2505,17 +2596,18 @@
                             <w:b/>
                             <w:color w:val="4040B3"/>
                             <w:w w:val="105"/>
-                            <w:sz w:val="13"/>
+                            <w:sz w:val="15"/>
+                            <w:szCs w:val="15"/>
                           </w:rPr>
-                          <w:t xml:space="preserve">                                  Действителен:</w:t>
+                          <w:t xml:space="preserve">                                  </w:t>
                         </w:r>
                         <w:r>
                           <w:rPr>
                             <w:b/>
                             <w:color w:val="4040B3"/>
-                            <w:spacing w:val="-7"/>
                             <w:w w:val="105"/>
-                            <w:sz w:val="13"/>
+                            <w:sz w:val="15"/>
+                            <w:szCs w:val="15"/>
                           </w:rPr>
                           <w:t xml:space="preserve"> </w:t>
                         </w:r>
@@ -2524,7 +2616,29 @@
                             <w:b/>
                             <w:color w:val="4040B3"/>
                             <w:w w:val="105"/>
-                            <w:sz w:val="13"/>
+                            <w:sz w:val="15"/>
+                            <w:szCs w:val="15"/>
+                          </w:rPr>
+                          <w:t>Действителен:</w:t>
+                        </w:r>
+                        <w:r>
+                          <w:rPr>
+                            <w:b/>
+                            <w:color w:val="4040B3"/>
+                            <w:spacing w:val="-7"/>
+                            <w:w w:val="105"/>
+                            <w:sz w:val="15"/>
+                            <w:szCs w:val="15"/>
+                          </w:rPr>
+                          <w:t xml:space="preserve"> </w:t>
+                        </w:r>
+                        <w:r>
+                          <w:rPr>
+                            <w:b/>
+                            <w:color w:val="4040B3"/>
+                            <w:w w:val="105"/>
+                            <w:sz w:val="15"/>
+                            <w:szCs w:val="15"/>
                           </w:rPr>
                           <w:t>с</w:t>
                         </w:r>
@@ -2534,7 +2648,8 @@
                             <w:color w:val="4040B3"/>
                             <w:spacing w:val="-7"/>
                             <w:w w:val="105"/>
-                            <w:sz w:val="13"/>
+                            <w:sz w:val="15"/>
+                            <w:szCs w:val="15"/>
                           </w:rPr>
                           <w:t xml:space="preserve"> </w:t>
                         </w:r>
@@ -2543,7 +2658,8 @@
                             <w:b/>
                             <w:color w:val="4040B3"/>
                             <w:w w:val="105"/>
-                            <w:sz w:val="13"/>
+                            <w:sz w:val="15"/>
+                            <w:szCs w:val="15"/>
                           </w:rPr>
                           <w:t>05.03.2025</w:t>
                         </w:r>
@@ -2553,7 +2669,8 @@
                             <w:color w:val="4040B3"/>
                             <w:spacing w:val="-7"/>
                             <w:w w:val="105"/>
-                            <w:sz w:val="13"/>
+                            <w:sz w:val="15"/>
+                            <w:szCs w:val="15"/>
                           </w:rPr>
                           <w:t xml:space="preserve"> </w:t>
                         </w:r>
@@ -2562,7 +2679,8 @@
                             <w:b/>
                             <w:color w:val="4040B3"/>
                             <w:w w:val="105"/>
-                            <w:sz w:val="13"/>
+                            <w:sz w:val="15"/>
+                            <w:szCs w:val="15"/>
                           </w:rPr>
                           <w:t>по</w:t>
                         </w:r>
@@ -2572,7 +2690,8 @@
                             <w:color w:val="4040B3"/>
                             <w:spacing w:val="-7"/>
                             <w:w w:val="105"/>
-                            <w:sz w:val="13"/>
+                            <w:sz w:val="15"/>
+                            <w:szCs w:val="15"/>
                           </w:rPr>
                           <w:t xml:space="preserve"> </w:t>
                         </w:r>
@@ -2581,7 +2700,8 @@
                             <w:b/>
                             <w:color w:val="4040B3"/>
                             <w:w w:val="105"/>
-                            <w:sz w:val="13"/>
+                            <w:sz w:val="15"/>
+                            <w:szCs w:val="15"/>
                           </w:rPr>
                           <w:t>29.05.2026</w:t>
                         </w:r>
@@ -2594,20 +2714,23 @@
                             <w:b/>
                             <w:color w:val="4040B3"/>
                             <w:w w:val="105"/>
-                            <w:sz w:val="13"/>
+                            <w:sz w:val="15"/>
+                            <w:szCs w:val="15"/>
                           </w:rPr>
                         </w:pPr>
                         <w:r>
                           <w:rPr>
                             <w:b/>
-                            <w:sz w:val="13"/>
+                            <w:sz w:val="15"/>
+                            <w:szCs w:val="15"/>
                           </w:rPr>
                           <w:t xml:space="preserve">       </w:t>
                         </w:r>
                         <w:r>
                           <w:rPr>
                             <w:b/>
-                            <w:sz w:val="13"/>
+                            <w:sz w:val="15"/>
+                            <w:szCs w:val="15"/>
                           </w:rPr>
                           <w:t xml:space="preserve"> </w:t>
                         </w:r>
@@ -2616,7 +2739,8 @@
                             <w:b/>
                             <w:color w:val="4040B3"/>
                             <w:w w:val="105"/>
-                            <w:sz w:val="13"/>
+                            <w:sz w:val="15"/>
+                            <w:szCs w:val="15"/>
                           </w:rPr>
                           <w:t>Владелец: МЕЖРЕГИОНАЛЬНАЯ ИНСПЕКЦИЯ ФЕДЕРАЛЬНОЙ НАЛОГОВОЙ</w:t>
                         </w:r>
@@ -2629,7 +2753,8 @@
                             <w:b/>
                             <w:color w:val="4040B3"/>
                             <w:w w:val="105"/>
-                            <w:sz w:val="13"/>
+                            <w:sz w:val="15"/>
+                            <w:szCs w:val="15"/>
                           </w:rPr>
                         </w:pPr>
                         <w:r>
@@ -2637,7 +2762,8 @@
                             <w:b/>
                             <w:color w:val="4040B3"/>
                             <w:w w:val="105"/>
-                            <w:sz w:val="13"/>
+                            <w:sz w:val="15"/>
+                            <w:szCs w:val="15"/>
                           </w:rPr>
                           <w:t xml:space="preserve">        СЛУЖБЫ ПО ЦЕНТРАЛИЗОВАННОЙ ОБРАБОТКЕ ДАННЫХ </w:t>
                         </w:r>
@@ -2755,7 +2881,7 @@
               </wp:inline>
             </w:drawing>
           </mc:Choice>
-          <mc:Fallback xmlns:oel="http://schemas.microsoft.com/office/2019/extlst" xmlns:w16cex="http://schemas.microsoft.com/office/word/2018/wordml/cex" xmlns:w16="http://schemas.microsoft.com/office/word/2018/wordml" xmlns:w16du="http://schemas.microsoft.com/office/word/2023/wordml/word16du" xmlns:w16sdtdh="http://schemas.microsoft.com/office/word/2020/wordml/sdtdatahash" xmlns:w16sdtfl="http://schemas.microsoft.com/office/word/2024/wordml/sdtformatlock">
+          <mc:Fallback xmlns:w16sdtfl="http://schemas.microsoft.com/office/word/2024/wordml/sdtformatlock" xmlns:w16sdtdh="http://schemas.microsoft.com/office/word/2020/wordml/sdtdatahash" xmlns:w16du="http://schemas.microsoft.com/office/word/2023/wordml/word16du" xmlns:w16="http://schemas.microsoft.com/office/word/2018/wordml" xmlns:w16cex="http://schemas.microsoft.com/office/word/2018/wordml/cex" xmlns:oel="http://schemas.microsoft.com/office/2019/extlst">
             <w:pict>
               <v:group w14:anchorId="48359383" id="Group 11" o:spid="_x0000_s1026" style="width:200pt;height:.1pt;mso-position-horizontal-relative:char;mso-position-vertical-relative:line" coordsize="25400,12" o:gfxdata="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">
                 <v:shape id="Graphic 12" o:spid="_x0000_s1027" style="position:absolute;top:6;width:25400;height:13;visibility:visible;mso-wrap-style:square;v-text-anchor:top" coordsize="2540000,1270" o:gfxdata="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" path="m,l2539999,e" filled="f" strokecolor="#231f20" strokeweight=".1pt">
@@ -3665,7 +3791,7 @@
 </file>
 
 <file path=customXml/itemProps1.xml><?xml version="1.0" encoding="utf-8"?>
-<ds:datastoreItem xmlns:ds="http://schemas.openxmlformats.org/officeDocument/2006/customXml" ds:itemID="{C03AC0C5-187E-4B9F-9D33-1E49DC9A3F5B}">
+<ds:datastoreItem xmlns:ds="http://schemas.openxmlformats.org/officeDocument/2006/customXml" ds:itemID="{2AF23B16-D3EE-4E6D-AA7B-22452A164548}">
   <ds:schemaRefs>
     <ds:schemaRef ds:uri="http://schemas.openxmlformats.org/officeDocument/2006/bibliography"/>
   </ds:schemaRefs>
